--- a/manuscript/NAR_WebServer_BrainSafe_with_figure.docx
+++ b/manuscript/NAR_WebServer_BrainSafe_with_figure.docx
@@ -501,37 +501,43 @@
         <w:pStyle w:val="FirstParagraph"/>
       </w:pPr>
       <w:r>
-        <w:t xml:space="preserve">Central nervous system drug discovery fails in a characteristic way. A compound can be potent at its</w:t>
-      </w:r>
-      <w:r>
-        <w:t xml:space="preserve"> </w:t>
-      </w:r>
-      <w:r>
-        <w:t xml:space="preserve">intended target and never reach the brain, or reach it and carry an unacceptable liability, or engage</w:t>
-      </w:r>
-      <w:r>
-        <w:t xml:space="preserve"> </w:t>
-      </w:r>
-      <w:r>
-        <w:t xml:space="preserve">targets nobody tested and acquire a clinical profile nobody predicted. Pharmacokinetics and the</w:t>
-      </w:r>
-      <w:r>
-        <w:t xml:space="preserve"> </w:t>
-      </w:r>
-      <w:r>
-        <w:t xml:space="preserve">barrier itself, rather than target affinity, account for a large share of central attrition</w:t>
-      </w:r>
-      <w:r>
-        <w:t xml:space="preserve"> </w:t>
-      </w:r>
-      <w:r>
-        <w:t xml:space="preserve">(4), and the quantity that governs central action is not total brain concentration but</w:t>
-      </w:r>
-      <w:r>
-        <w:t xml:space="preserve"> </w:t>
-      </w:r>
-      <w:r>
-        <w:t xml:space="preserve">the unbound brain-to-plasma ratio (5).</w:t>
+        <w:t xml:space="preserve">Central nervous system drug discovery fails more often, and later, than discovery for most other</w:t>
+      </w:r>
+      <w:r>
+        <w:t xml:space="preserve"> </w:t>
+      </w:r>
+      <w:r>
+        <w:t xml:space="preserve">therapeutic areas (4). A compound can be potent at its intended target and never</w:t>
+      </w:r>
+      <w:r>
+        <w:t xml:space="preserve"> </w:t>
+      </w:r>
+      <w:r>
+        <w:t xml:space="preserve">reach the brain, or reach it and carry an unacceptable liability, or engage targets nobody tested and</w:t>
+      </w:r>
+      <w:r>
+        <w:t xml:space="preserve"> </w:t>
+      </w:r>
+      <w:r>
+        <w:t xml:space="preserve">acquire a clinical profile nobody predicted. Pharmacokinetics and the barrier itself, rather than</w:t>
+      </w:r>
+      <w:r>
+        <w:t xml:space="preserve"> </w:t>
+      </w:r>
+      <w:r>
+        <w:t xml:space="preserve">target affinity, account for a large share of central attrition (5), and the quantity</w:t>
+      </w:r>
+      <w:r>
+        <w:t xml:space="preserve"> </w:t>
+      </w:r>
+      <w:r>
+        <w:t xml:space="preserve">that governs central action is not total brain concentration but the unbound brain-to-plasma ratio</w:t>
+      </w:r>
+      <w:r>
+        <w:t xml:space="preserve"> </w:t>
+      </w:r>
+      <w:r>
+        <w:t xml:space="preserve">(6).</w:t>
       </w:r>
     </w:p>
     <w:p>
@@ -563,7 +569,7 @@
         <w:t xml:space="preserve"> </w:t>
       </w:r>
       <w:r>
-        <w:t xml:space="preserve">these separately. Property-based schemes such as CNS MPO (6) score the exposure axis well but</w:t>
+        <w:t xml:space="preserve">these separately. Property-based schemes such as CNS MPO (7) score the exposure axis well but</w:t>
       </w:r>
       <w:r>
         <w:t xml:space="preserve"> </w:t>
@@ -769,13 +775,13 @@
         <w:t xml:space="preserve"> </w:t>
       </w:r>
       <w:r>
-        <w:t xml:space="preserve">(7), and the amyloid and tau axes (8); monoamine oxidase B (9) and LRRK2</w:t>
-      </w:r>
-      <w:r>
-        <w:t xml:space="preserve"> </w:t>
-      </w:r>
-      <w:r>
-        <w:t xml:space="preserve">(10) for Parkinson’s disease; the monoaminergic, opioid, cannabinoid, histaminergic and</w:t>
+        <w:t xml:space="preserve">(8), and the amyloid and tau axes (9); monoamine oxidase B (10) and LRRK2</w:t>
+      </w:r>
+      <w:r>
+        <w:t xml:space="preserve"> </w:t>
+      </w:r>
+      <w:r>
+        <w:t xml:space="preserve">(11) for Parkinson’s disease; the monoaminergic, opioid, cannabinoid, histaminergic and</w:t>
       </w:r>
       <w:r>
         <w:t xml:space="preserve"> </w:t>
@@ -787,7 +793,7 @@
         <w:t xml:space="preserve"> </w:t>
       </w:r>
       <w:r>
-        <w:t xml:space="preserve">last including the orexin receptors (11); and three axes implicated across several</w:t>
+        <w:t xml:space="preserve">last including the orexin receptors (12); and three axes implicated across several</w:t>
       </w:r>
       <w:r>
         <w:t xml:space="preserve"> </w:t>
@@ -799,13 +805,13 @@
         <w:t xml:space="preserve"> </w:t>
       </w:r>
       <w:r>
-        <w:t xml:space="preserve">(12), KEAP1-NRF2 antioxidant signalling (13), and histone deacetylase activity,</w:t>
-      </w:r>
-      <w:r>
-        <w:t xml:space="preserve"> </w:t>
-      </w:r>
-      <w:r>
-        <w:t xml:space="preserve">whose genetic removal modifies pathology in Huntington’s disease models (14). Glutamatergic</w:t>
+        <w:t xml:space="preserve">(13), KEAP1-NRF2 antioxidant signalling (14), and histone deacetylase activity,</w:t>
+      </w:r>
+      <w:r>
+        <w:t xml:space="preserve"> </w:t>
+      </w:r>
+      <w:r>
+        <w:t xml:space="preserve">whose genetic removal modifies pathology in Huntington’s disease models (15). Glutamatergic</w:t>
       </w:r>
       <w:r>
         <w:t xml:space="preserve"> </w:t>
@@ -817,7 +823,7 @@
         <w:t xml:space="preserve"> </w:t>
       </w:r>
       <w:r>
-        <w:t xml:space="preserve">that axis (15).</w:t>
+        <w:t xml:space="preserve">that axis (16).</w:t>
       </w:r>
       <w:r>
         <w:t xml:space="preserve"> </w:t>
@@ -839,7 +845,7 @@
         <w:t xml:space="preserve"> </w:t>
       </w:r>
       <w:r>
-        <w:t xml:space="preserve">cardiovascular attrition through QT prolongation (16).</w:t>
+        <w:t xml:space="preserve">cardiovascular attrition through QT prolongation (17).</w:t>
       </w:r>
       <w:r>
         <w:t xml:space="preserve"> </w:t>
@@ -891,13 +897,13 @@
         <w:t xml:space="preserve"> </w:t>
       </w:r>
       <w:r>
-        <w:t xml:space="preserve">approved drugs; the nine ADME endpoints use measured sets from Therapeutics Data Commons (17),</w:t>
-      </w:r>
-      <w:r>
-        <w:t xml:space="preserve"> </w:t>
-      </w:r>
-      <w:r>
-        <w:t xml:space="preserve">MoleculeNet (18), B3DB and ChEMBL. The panel holds 228,200 measured compound-endpoint</w:t>
+        <w:t xml:space="preserve">approved drugs; the nine ADME endpoints use measured sets from Therapeutics Data Commons (18),</w:t>
+      </w:r>
+      <w:r>
+        <w:t xml:space="preserve"> </w:t>
+      </w:r>
+      <w:r>
+        <w:t xml:space="preserve">MoleculeNet (19), B3DB and ChEMBL. The panel holds 228,200 measured compound-endpoint</w:t>
       </w:r>
       <w:r>
         <w:t xml:space="preserve"> </w:t>
@@ -1087,7 +1093,7 @@
         <w:t xml:space="preserve"> </w:t>
       </w:r>
       <w:r>
-        <w:t xml:space="preserve">by a fixed 1,036-column vector: a 1,024-bit folded ECFP-4 fingerprint (19) and twelve physicochemical</w:t>
+        <w:t xml:space="preserve">by a fixed 1,036-column vector: a 1,024-bit folded ECFP-4 fingerprint (20) and twelve physicochemical</w:t>
       </w:r>
       <w:r>
         <w:t xml:space="preserve"> </w:t>
@@ -1294,7 +1300,7 @@
         <w:t xml:space="preserve"> </w:t>
       </w:r>
       <w:r>
-        <w:t xml:space="preserve">scikit-learn (20), on the deduplicated matrix the deployed pipeline fits. Two are baselines a</w:t>
+        <w:t xml:space="preserve">scikit-learn (21), on the deduplicated matrix the deployed pipeline fits. Two are baselines a</w:t>
       </w:r>
       <w:r>
         <w:t xml:space="preserve"> </w:t>
@@ -1312,7 +1318,7 @@
         <w:t xml:space="preserve"> </w:t>
       </w:r>
       <w:r>
-        <w:t xml:space="preserve">random forest (21), XGBoost (22) and histogram gradient boosting, each</w:t>
+        <w:t xml:space="preserve">random forest (22), XGBoost (23) and histogram gradient boosting, each</w:t>
       </w:r>
       <w:r>
         <w:t xml:space="preserve"> </w:t>
@@ -1384,7 +1390,7 @@
         <w:t xml:space="preserve"> </w:t>
       </w:r>
       <w:r>
-        <w:t xml:space="preserve">approximately explainable by TreeSHAP (23). The cost of that uniformity is 0.023 mean R² on</w:t>
+        <w:t xml:space="preserve">approximately explainable by TreeSHAP (24). The cost of that uniformity is 0.023 mean R² on</w:t>
       </w:r>
       <w:r>
         <w:t xml:space="preserve"> </w:t>
@@ -1414,7 +1420,7 @@
         <w:t xml:space="preserve"> </w:t>
       </w:r>
       <w:r>
-        <w:t xml:space="preserve">Bemis-Murcko scaffolds (24) that withholds entire structural classes. The two answer</w:t>
+        <w:t xml:space="preserve">Bemis-Murcko scaffolds (25) that withholds entire structural classes. The two answer</w:t>
       </w:r>
       <w:r>
         <w:t xml:space="preserve"> </w:t>
@@ -1458,7 +1464,7 @@
         <w:pStyle w:val="BodyText"/>
       </w:pPr>
       <w:r>
-        <w:t xml:space="preserve">Classifiers are isotonically calibrated (25) on out-of-fold predictions, so no compound</w:t>
+        <w:t xml:space="preserve">Classifiers are isotonically calibrated (26) on out-of-fold predictions, so no compound</w:t>
       </w:r>
       <w:r>
         <w:t xml:space="preserve"> </w:t>
@@ -1521,7 +1527,7 @@
         <w:t xml:space="preserve"> </w:t>
       </w:r>
       <w:r>
-        <w:t xml:space="preserve">a caveat into a coverage statement (26): empirical coverage over the eight core classifiers is</w:t>
+        <w:t xml:space="preserve">a caveat into a coverage statement (27): empirical coverage over the eight core classifiers is</w:t>
       </w:r>
       <w:r>
         <w:t xml:space="preserve"> </w:t>
@@ -1539,7 +1545,7 @@
         <w:t xml:space="preserve"> </w:t>
       </w:r>
       <w:r>
-        <w:t xml:space="preserve">similarity of the query to that endpoint’s own measured chemistry (27), reported with the</w:t>
+        <w:t xml:space="preserve">similarity of the query to that endpoint’s own measured chemistry (28), reported with the</w:t>
       </w:r>
       <w:r>
         <w:t xml:space="preserve"> </w:t>
@@ -1581,13 +1587,13 @@
         <w:t xml:space="preserve"> </w:t>
       </w:r>
       <w:r>
-        <w:t xml:space="preserve">property-matched decoys (28) with Tanimoto below 0.35 to any positive. Binder classifiers use</w:t>
-      </w:r>
-      <w:r>
-        <w:t xml:space="preserve"> </w:t>
-      </w:r>
-      <w:r>
-        <w:t xml:space="preserve">sigmoid calibration (29), because the withheld set for one endpoint is often too small to fit a</w:t>
+        <w:t xml:space="preserve">property-matched decoys (29) with Tanimoto below 0.35 to any positive. Binder classifiers use</w:t>
+      </w:r>
+      <w:r>
+        <w:t xml:space="preserve"> </w:t>
+      </w:r>
+      <w:r>
+        <w:t xml:space="preserve">sigmoid calibration (30), because the withheld set for one endpoint is often too small to fit a</w:t>
       </w:r>
       <w:r>
         <w:t xml:space="preserve"> </w:t>
@@ -1697,13 +1703,13 @@
         <w:t xml:space="preserve"> </w:t>
       </w:r>
       <w:r>
-        <w:t xml:space="preserve">informs, anchored to KEGG synapse and disease maps (30), the Reactome KEAP1-NFE2L2 oxidative</w:t>
-      </w:r>
-      <w:r>
-        <w:t xml:space="preserve"> </w:t>
-      </w:r>
-      <w:r>
-        <w:t xml:space="preserve">stress response (31) and IUPHAR/BPS Guide to Pharmacology associations (32). A</w:t>
+        <w:t xml:space="preserve">informs, anchored to KEGG synapse and disease maps (31), the Reactome KEAP1-NFE2L2 oxidative</w:t>
+      </w:r>
+      <w:r>
+        <w:t xml:space="preserve"> </w:t>
+      </w:r>
+      <w:r>
+        <w:t xml:space="preserve">stress response (32) and IUPHAR/BPS Guide to Pharmacology associations (33). A</w:t>
       </w:r>
       <w:r>
         <w:t xml:space="preserve"> </w:t>
@@ -1729,7 +1735,7 @@
         <w:pStyle w:val="BodyText"/>
       </w:pPr>
       <w:r>
-        <w:t xml:space="preserve">The server is a single-page application built with Streamlit (33) and RDKit (34),</w:t>
+        <w:t xml:space="preserve">The server is a single-page application built with Streamlit (34) and RDKit (35),</w:t>
       </w:r>
       <w:r>
         <w:t xml:space="preserve"> </w:t>
@@ -2032,7 +2038,7 @@
         <w:t xml:space="preserve"> </w:t>
       </w:r>
       <w:r>
-        <w:t xml:space="preserve">TreeExplainer (23) on the deployed forests, which is exact for a random forest rather than an</w:t>
+        <w:t xml:space="preserve">TreeExplainer (24) on the deployed forests, which is exact for a random forest rather than an</w:t>
       </w:r>
       <w:r>
         <w:t xml:space="preserve"> </w:t>
@@ -2594,7 +2600,7 @@
         <w:t xml:space="preserve"> </w:t>
       </w:r>
       <w:r>
-        <w:t xml:space="preserve">SHAP attributions computed with TreeExplainer (23), which is exact for a</w:t>
+        <w:t xml:space="preserve">SHAP attributions computed with TreeExplainer (24), which is exact for a</w:t>
       </w:r>
       <w:r>
         <w:t xml:space="preserve"> </w:t>
@@ -2666,7 +2672,7 @@
         <w:t xml:space="preserve"> </w:t>
       </w:r>
       <w:r>
-        <w:t xml:space="preserve">R-squared over the five potency regressions. Against property-based CNS scoring (6), which addresses exposure only, BrainSafe AI</w:t>
+        <w:t xml:space="preserve">R-squared over the five potency regressions. Against property-based CNS scoring (7), which addresses exposure only, BrainSafe AI</w:t>
       </w:r>
       <w:r>
         <w:t xml:space="preserve"> </w:t>
@@ -2678,31 +2684,49 @@
         <w:t xml:space="preserve"> </w:t>
       </w:r>
       <w:r>
-        <w:t xml:space="preserve">either axis. Against single-endpoint QSAR servers, the difference is the gating: a target score here</w:t>
-      </w:r>
-      <w:r>
-        <w:t xml:space="preserve"> </w:t>
-      </w:r>
-      <w:r>
-        <w:t xml:space="preserve">is admitted only in proportion to predicted exposure, so a potent binder that does not reach the</w:t>
-      </w:r>
-      <w:r>
-        <w:t xml:space="preserve"> </w:t>
-      </w:r>
-      <w:r>
-        <w:t xml:space="preserve">brain is reported as such rather than as a hit. We are not aware of another freely available server</w:t>
-      </w:r>
-      <w:r>
-        <w:t xml:space="preserve"> </w:t>
-      </w:r>
-      <w:r>
-        <w:t xml:space="preserve">that returns exposure-gated, calibrated, mechanism-resolved profiles across this many CNS endpoints</w:t>
-      </w:r>
-      <w:r>
-        <w:t xml:space="preserve"> </w:t>
-      </w:r>
-      <w:r>
-        <w:t xml:space="preserve">with an explicit applicability-domain statement on every value.</w:t>
+        <w:t xml:space="preserve">either axis. Against ADMET and permeability servers such as SwissADME (36), ADMETlab 2.0</w:t>
+      </w:r>
+      <w:r>
+        <w:t xml:space="preserve"> </w:t>
+      </w:r>
+      <w:r>
+        <w:t xml:space="preserve">(37), pkCSM (38) and admetSAR 2.0 (39), and against target-prediction servers</w:t>
+      </w:r>
+      <w:r>
+        <w:t xml:space="preserve"> </w:t>
+      </w:r>
+      <w:r>
+        <w:t xml:space="preserve">such as SwissTargetPrediction (40), the difference is the gating: a target score</w:t>
+      </w:r>
+      <w:r>
+        <w:t xml:space="preserve"> </w:t>
+      </w:r>
+      <w:r>
+        <w:t xml:space="preserve">here is admitted only in proportion to predicted exposure, so a potent binder that does not reach the</w:t>
+      </w:r>
+      <w:r>
+        <w:t xml:space="preserve"> </w:t>
+      </w:r>
+      <w:r>
+        <w:t xml:space="preserve">brain is reported as such rather than as a hit, and no single one of these servers couples exposure,</w:t>
+      </w:r>
+      <w:r>
+        <w:t xml:space="preserve"> </w:t>
+      </w:r>
+      <w:r>
+        <w:t xml:space="preserve">target engagement and disease relevance in one calibrated output. We are not aware of another freely</w:t>
+      </w:r>
+      <w:r>
+        <w:t xml:space="preserve"> </w:t>
+      </w:r>
+      <w:r>
+        <w:t xml:space="preserve">available server that returns exposure-gated, calibrated, mechanism-resolved profiles across this</w:t>
+      </w:r>
+      <w:r>
+        <w:t xml:space="preserve"> </w:t>
+      </w:r>
+      <w:r>
+        <w:t xml:space="preserve">many CNS endpoints with an explicit applicability-domain statement on every value.</w:t>
       </w:r>
     </w:p>
     <w:bookmarkEnd w:id="23"/>
@@ -4533,7 +4557,7 @@
         <w:t xml:space="preserve"> </w:t>
       </w:r>
       <w:r>
-        <w:t xml:space="preserve">withheld before training, with 95 per cent Wilson intervals (35) and marker area proportional</w:t>
+        <w:t xml:space="preserve">withheld before training, with 95 per cent Wilson intervals (41) and marker area proportional</w:t>
       </w:r>
       <w:r>
         <w:t xml:space="preserve"> </w:t>
@@ -5149,7 +5173,7 @@
         </w:numPr>
       </w:pPr>
       <w:r>
-        <w:t xml:space="preserve">Alavijeh M, Chishty M, Qaiser M et al. Drug metabolism and pharmacokinetics, the blood-brain barrier, and central nervous system drug discovery. NeuroRX. 2005. doi:10.1602/neurorx.2.4.554. https://pmc.ncbi.nlm.nih.gov/articles/PMC1201315/ https://pubmed.ncbi.nlm.nih.gov/16489365/</w:t>
+        <w:t xml:space="preserve">Pangalos M, Schechter L, Hurko O. Drug development for CNS disorders: strategies for balancing risk and reducing attrition. Nature Reviews Drug Discovery. 2007. doi:10.1038/nrd2094.</w:t>
       </w:r>
     </w:p>
     <w:p>
@@ -5161,7 +5185,7 @@
         </w:numPr>
       </w:pPr>
       <w:r>
-        <w:t xml:space="preserve">Loryan I, Reichel A, Feng B et al. Unbound Brain-to-Plasma Partition Coefficient, Kp,uu,brain—a Game Changing Parameter for CNS Drug Discovery and Development. Pharmaceutical Research. 2022. doi:10.1007/s11095-022-03246-6. https://pmc.ncbi.nlm.nih.gov/articles/PMC9246790/ https://pubmed.ncbi.nlm.nih.gov/35411506/</w:t>
+        <w:t xml:space="preserve">Alavijeh M, Chishty M, Qaiser M et al. Drug metabolism and pharmacokinetics, the blood-brain barrier, and central nervous system drug discovery. NeuroRX. 2005. doi:10.1602/neurorx.2.4.554. https://pmc.ncbi.nlm.nih.gov/articles/PMC1201315/ https://pubmed.ncbi.nlm.nih.gov/16489365/</w:t>
       </w:r>
     </w:p>
     <w:p>
@@ -5173,7 +5197,7 @@
         </w:numPr>
       </w:pPr>
       <w:r>
-        <w:t xml:space="preserve">Wager T, Hou X, Verhoest P et al. Moving beyond Rules: The Development of a Central Nervous System Multiparameter Optimization (CNS MPO) Approach To Enable Alignment of Druglike Properties. ACS Chemical Neuroscience. 2010. doi:10.1021/cn100008c. https://pmc.ncbi.nlm.nih.gov/articles/PMC3368654/ https://pubmed.ncbi.nlm.nih.gov/22778837/</w:t>
+        <w:t xml:space="preserve">Loryan I, Reichel A, Feng B et al. Unbound Brain-to-Plasma Partition Coefficient, Kp,uu,brain—a Game Changing Parameter for CNS Drug Discovery and Development. Pharmaceutical Research. 2022. doi:10.1007/s11095-022-03246-6. https://pmc.ncbi.nlm.nih.gov/articles/PMC9246790/ https://pubmed.ncbi.nlm.nih.gov/35411506/</w:t>
       </w:r>
     </w:p>
     <w:p>
@@ -5185,7 +5209,7 @@
         </w:numPr>
       </w:pPr>
       <w:r>
-        <w:t xml:space="preserve">Saify Z, Sultana N. Role of Acetylcholinesterase Inhibitors and Alzheimer Disease. Drug Design and Discovery in Alzheimer’s Disease. 2014. doi:10.1016/b978-0-12-803959-5.50007-6.</w:t>
+        <w:t xml:space="preserve">Wager T, Hou X, Verhoest P et al. Moving beyond Rules: The Development of a Central Nervous System Multiparameter Optimization (CNS MPO) Approach To Enable Alignment of Druglike Properties. ACS Chemical Neuroscience. 2010. doi:10.1021/cn100008c. https://pmc.ncbi.nlm.nih.gov/articles/PMC3368654/ https://pubmed.ncbi.nlm.nih.gov/22778837/</w:t>
       </w:r>
     </w:p>
     <w:p>
@@ -5197,7 +5221,7 @@
         </w:numPr>
       </w:pPr>
       <w:r>
-        <w:t xml:space="preserve">Decourt B, Macias M, Sabbagh M et al. BACE1 Inhibitors: Attractive Therapeutics for Alzheimer’s Disease. Drug Design and Discovery in Alzheimer’s Disease. 2014. doi:10.1016/b978-0-12-803959-5.50010-6.</w:t>
+        <w:t xml:space="preserve">Saify Z, Sultana N. Role of Acetylcholinesterase Inhibitors and Alzheimer Disease. Drug Design and Discovery in Alzheimer’s Disease. 2014. doi:10.1016/b978-0-12-803959-5.50007-6.</w:t>
       </w:r>
     </w:p>
     <w:p>
@@ -5209,7 +5233,7 @@
         </w:numPr>
       </w:pPr>
       <w:r>
-        <w:t xml:space="preserve">Dezsi L, Vecsei L. Monoamine Oxidase B Inhibitors in Parkinson’s Disease. CNS &amp; neurological disorders drug targets. 2017. doi:10.2174/1871527316666170124165222. https://pubmed.ncbi.nlm.nih.gov/28124620/</w:t>
+        <w:t xml:space="preserve">Decourt B, Macias M, Sabbagh M et al. BACE1 Inhibitors: Attractive Therapeutics for Alzheimer’s Disease. Drug Design and Discovery in Alzheimer’s Disease. 2014. doi:10.1016/b978-0-12-803959-5.50010-6.</w:t>
       </w:r>
     </w:p>
     <w:p>
@@ -5221,7 +5245,7 @@
         </w:numPr>
       </w:pPr>
       <w:r>
-        <w:t xml:space="preserve">West A. Achieving neuroprotection with LRRK2 kinase inhibitors in Parkinson disease. Experimental Neurology. 2017. doi:10.1016/j.expneurol.2017.07.019. https://pmc.ncbi.nlm.nih.gov/articles/PMC5693612/ https://pubmed.ncbi.nlm.nih.gov/28764903/</w:t>
+        <w:t xml:space="preserve">Dezsi L, Vecsei L. Monoamine Oxidase B Inhibitors in Parkinson’s Disease. CNS &amp; neurological disorders drug targets. 2017. doi:10.2174/1871527316666170124165222. https://pubmed.ncbi.nlm.nih.gov/28124620/</w:t>
       </w:r>
     </w:p>
     <w:p>
@@ -5233,7 +5257,7 @@
         </w:numPr>
       </w:pPr>
       <w:r>
-        <w:t xml:space="preserve">Riemann D, Spiegelhalder K. Orexin receptor antagonists: a new treatment for insomnia?. The Lancet Neurology. 2014. doi:10.1016/s1474-4422(13)70311-9. https://pubmed.ncbi.nlm.nih.gov/24680373/</w:t>
+        <w:t xml:space="preserve">West A. Achieving neuroprotection with LRRK2 kinase inhibitors in Parkinson disease. Experimental Neurology. 2017. doi:10.1016/j.expneurol.2017.07.019. https://pmc.ncbi.nlm.nih.gov/articles/PMC5693612/ https://pubmed.ncbi.nlm.nih.gov/28764903/</w:t>
       </w:r>
     </w:p>
     <w:p>
@@ -5245,7 +5269,7 @@
         </w:numPr>
       </w:pPr>
       <w:r>
-        <w:t xml:space="preserve">Duan Y, Kelley N, He Y. Role of the NLRP3 inflammasome in neurodegenerative diseases and therapeutic implications. Neural Regeneration Research. 2020. doi:10.4103/1673-5374.272576. https://pmc.ncbi.nlm.nih.gov/articles/PMC7047811/ https://pubmed.ncbi.nlm.nih.gov/31960806/</w:t>
+        <w:t xml:space="preserve">Riemann D, Spiegelhalder K. Orexin receptor antagonists: a new treatment for insomnia?. The Lancet Neurology. 2014. doi:10.1016/s1474-4422(13)70311-9. https://pubmed.ncbi.nlm.nih.gov/24680373/</w:t>
       </w:r>
     </w:p>
     <w:p>
@@ -5257,7 +5281,7 @@
         </w:numPr>
       </w:pPr>
       <w:r>
-        <w:t xml:space="preserve">Yamazaki H, Tanji K, Wakabayashi K, Matsuura S, Itoh K. Role of the Keap1/Nrf2 pathway in neurodegenerative diseases. Pathology international. 2015. doi:10.1111/pin.12261. https://pubmed.ncbi.nlm.nih.gov/25707882/</w:t>
+        <w:t xml:space="preserve">Duan Y, Kelley N, He Y. Role of the NLRP3 inflammasome in neurodegenerative diseases and therapeutic implications. Neural Regeneration Research. 2020. doi:10.4103/1673-5374.272576. https://pmc.ncbi.nlm.nih.gov/articles/PMC7047811/ https://pubmed.ncbi.nlm.nih.gov/31960806/</w:t>
       </w:r>
     </w:p>
     <w:p>
@@ -5269,7 +5293,7 @@
         </w:numPr>
       </w:pPr>
       <w:r>
-        <w:t xml:space="preserve">Kovalenko M, Erdin S, Andrew M et al. Histone deacetylase knockouts modify transcription, CAG instability and nuclear pathology in Huntington disease mice. eLife. 2020. doi:10.7554/elife.55911. https://pmc.ncbi.nlm.nih.gov/articles/PMC7581428/ https://pubmed.ncbi.nlm.nih.gov/32990597/</w:t>
+        <w:t xml:space="preserve">Yamazaki H, Tanji K, Wakabayashi K, Matsuura S, Itoh K. Role of the Keap1/Nrf2 pathway in neurodegenerative diseases. Pathology international. 2015. doi:10.1111/pin.12261. https://pubmed.ncbi.nlm.nih.gov/25707882/</w:t>
       </w:r>
     </w:p>
     <w:p>
@@ -5281,7 +5305,7 @@
         </w:numPr>
       </w:pPr>
       <w:r>
-        <w:t xml:space="preserve">RG M, JD M, M L et al. Riluzole for amyotrophic lateral sclerosis (ALS)/motor neuron disease (MND). Amyotrophic Lateral Sclerosis and Other Motor Neuron Disorders. 2003. doi:10.1080/14660820310002601.</w:t>
+        <w:t xml:space="preserve">Kovalenko M, Erdin S, Andrew M et al. Histone deacetylase knockouts modify transcription, CAG instability and nuclear pathology in Huntington disease mice. eLife. 2020. doi:10.7554/elife.55911. https://pmc.ncbi.nlm.nih.gov/articles/PMC7581428/ https://pubmed.ncbi.nlm.nih.gov/32990597/</w:t>
       </w:r>
     </w:p>
     <w:p>
@@ -5293,7 +5317,7 @@
         </w:numPr>
       </w:pPr>
       <w:r>
-        <w:t xml:space="preserve">Ritter J. Cardiac safety, drug‐induced QT prolongation and torsade de pointes (TdP). British Journal of Clinical Pharmacology. 2012. doi:10.1111/j.1365-2125.2012.04193.x. https://pmc.ncbi.nlm.nih.gov/articles/PMC3370337/ https://pubmed.ncbi.nlm.nih.gov/22329611/</w:t>
+        <w:t xml:space="preserve">RG M, JD M, M L et al. Riluzole for amyotrophic lateral sclerosis (ALS)/motor neuron disease (MND). Amyotrophic Lateral Sclerosis and Other Motor Neuron Disorders. 2003. doi:10.1080/14660820310002601.</w:t>
       </w:r>
     </w:p>
     <w:p>
@@ -5305,7 +5329,7 @@
         </w:numPr>
       </w:pPr>
       <w:r>
-        <w:t xml:space="preserve">Huang K, Fu T, Gao W, Zhao Y, Roohani Y, Leskovec J, Coley CW, Xiao C, Sun J, Zitnik M. Artificial intelligence foundation for therapeutic science. Nature chemical biology. 2022. doi:10.1038/s41589-022-01131-2. https://pmc.ncbi.nlm.nih.gov/articles/PMC9529840/ https://pubmed.ncbi.nlm.nih.gov/36131149/</w:t>
+        <w:t xml:space="preserve">Ritter J. Cardiac safety, drug‐induced QT prolongation and torsade de pointes (TdP). British Journal of Clinical Pharmacology. 2012. doi:10.1111/j.1365-2125.2012.04193.x. https://pmc.ncbi.nlm.nih.gov/articles/PMC3370337/ https://pubmed.ncbi.nlm.nih.gov/22329611/</w:t>
       </w:r>
     </w:p>
     <w:p>
@@ -5317,7 +5341,7 @@
         </w:numPr>
       </w:pPr>
       <w:r>
-        <w:t xml:space="preserve">Wu Z, Ramsundar B, Feinberg E et al. MoleculeNet: a benchmark for molecular machine learning. Chemical Science. 2018. doi:10.1039/c7sc02664a. https://pmc.ncbi.nlm.nih.gov/articles/PMC5868307/ https://pubmed.ncbi.nlm.nih.gov/29629118/</w:t>
+        <w:t xml:space="preserve">Huang K, Fu T, Gao W, Zhao Y, Roohani Y, Leskovec J, Coley CW, Xiao C, Sun J, Zitnik M. Artificial intelligence foundation for therapeutic science. Nature chemical biology. 2022. doi:10.1038/s41589-022-01131-2. https://pmc.ncbi.nlm.nih.gov/articles/PMC9529840/ https://pubmed.ncbi.nlm.nih.gov/36131149/</w:t>
       </w:r>
     </w:p>
     <w:p>
@@ -5329,7 +5353,7 @@
         </w:numPr>
       </w:pPr>
       <w:r>
-        <w:t xml:space="preserve">Rogers D, Hahn M. Extended-Connectivity Fingerprints. Journal of Chemical Information and Modeling. 2010. doi:10.1021/ci100050t. https://pubmed.ncbi.nlm.nih.gov/20426451/</w:t>
+        <w:t xml:space="preserve">Wu Z, Ramsundar B, Feinberg E et al. MoleculeNet: a benchmark for molecular machine learning. Chemical Science. 2018. doi:10.1039/c7sc02664a. https://pmc.ncbi.nlm.nih.gov/articles/PMC5868307/ https://pubmed.ncbi.nlm.nih.gov/29629118/</w:t>
       </w:r>
     </w:p>
     <w:p>
@@ -5341,7 +5365,7 @@
         </w:numPr>
       </w:pPr>
       <w:r>
-        <w:t xml:space="preserve">Pedregosa F, Varoquaux G, Gramfort A et al. Scikit-learn: Machine Learning in Python. Journal of Machine Learning Research. 2011;12:2825-2830. https://www.jmlr.org/papers/v12/pedregosa11a.html</w:t>
+        <w:t xml:space="preserve">Rogers D, Hahn M. Extended-Connectivity Fingerprints. Journal of Chemical Information and Modeling. 2010. doi:10.1021/ci100050t. https://pubmed.ncbi.nlm.nih.gov/20426451/</w:t>
       </w:r>
     </w:p>
     <w:p>
@@ -5353,7 +5377,7 @@
         </w:numPr>
       </w:pPr>
       <w:r>
-        <w:t xml:space="preserve">Breiman L. Random Forests. Machine Learning. 2001. doi:10.1023/a:1010933404324.</w:t>
+        <w:t xml:space="preserve">Pedregosa F, Varoquaux G, Gramfort A et al. Scikit-learn: Machine Learning in Python. Journal of Machine Learning Research. 2011;12:2825-2830. https://www.jmlr.org/papers/v12/pedregosa11a.html</w:t>
       </w:r>
     </w:p>
     <w:p>
@@ -5365,7 +5389,7 @@
         </w:numPr>
       </w:pPr>
       <w:r>
-        <w:t xml:space="preserve">Chen T, Guestrin C. XGBoost: A Scalable Tree Boosting System. Proceedings of the 22nd ACM SIGKDD International Conference on Knowledge Discovery and Data Mining. 2016. doi:10.1145/2939672.2939785.</w:t>
+        <w:t xml:space="preserve">Breiman L. Random Forests. Machine Learning. 2001. doi:10.1023/a:1010933404324.</w:t>
       </w:r>
     </w:p>
     <w:p>
@@ -5377,7 +5401,7 @@
         </w:numPr>
       </w:pPr>
       <w:r>
-        <w:t xml:space="preserve">Lundberg S, Erion G, Chen H et al. From local explanations to global understanding with explainable AI for trees. Nature Machine Intelligence. 2020. doi:10.1038/s42256-019-0138-9. https://pmc.ncbi.nlm.nih.gov/articles/PMC7326367/ https://pubmed.ncbi.nlm.nih.gov/32607472/</w:t>
+        <w:t xml:space="preserve">Chen T, Guestrin C. XGBoost: A Scalable Tree Boosting System. Proceedings of the 22nd ACM SIGKDD International Conference on Knowledge Discovery and Data Mining. 2016. doi:10.1145/2939672.2939785.</w:t>
       </w:r>
     </w:p>
     <w:p>
@@ -5389,7 +5413,7 @@
         </w:numPr>
       </w:pPr>
       <w:r>
-        <w:t xml:space="preserve">Bemis G, Murcko M. The Properties of Known Drugs. 1. Molecular Frameworks. Journal of Medicinal Chemistry. 1996. doi:10.1021/jm9602928. https://pubmed.ncbi.nlm.nih.gov/8709122/</w:t>
+        <w:t xml:space="preserve">Lundberg S, Erion G, Chen H et al. From local explanations to global understanding with explainable AI for trees. Nature Machine Intelligence. 2020. doi:10.1038/s42256-019-0138-9. https://pmc.ncbi.nlm.nih.gov/articles/PMC7326367/ https://pubmed.ncbi.nlm.nih.gov/32607472/</w:t>
       </w:r>
     </w:p>
     <w:p>
@@ -5401,7 +5425,7 @@
         </w:numPr>
       </w:pPr>
       <w:r>
-        <w:t xml:space="preserve">Niculescu-Mizil A, Caruana R. Predicting good probabilities with supervised learning. Proceedings of the 22nd international conference on Machine learning - ICML ’05. 2005. doi:10.1145/1102351.1102430.</w:t>
+        <w:t xml:space="preserve">Bemis G, Murcko M. The Properties of Known Drugs. 1. Molecular Frameworks. Journal of Medicinal Chemistry. 1996. doi:10.1021/jm9602928. https://pubmed.ncbi.nlm.nih.gov/8709122/</w:t>
       </w:r>
     </w:p>
     <w:p>
@@ -5413,7 +5437,7 @@
         </w:numPr>
       </w:pPr>
       <w:r>
-        <w:t xml:space="preserve">Norinder U, Carlsson L, Boyer S et al. Introducing Conformal Prediction in Predictive Modeling. A Transparent and Flexible Alternative to Applicability Domain Determination. Journal of Chemical Information and Modeling. 2014. doi:10.1021/ci5001168. https://pubmed.ncbi.nlm.nih.gov/24797111/</w:t>
+        <w:t xml:space="preserve">Niculescu-Mizil A, Caruana R. Predicting good probabilities with supervised learning. Proceedings of the 22nd international conference on Machine learning - ICML ’05. 2005. doi:10.1145/1102351.1102430.</w:t>
       </w:r>
     </w:p>
     <w:p>
@@ -5425,7 +5449,7 @@
         </w:numPr>
       </w:pPr>
       <w:r>
-        <w:t xml:space="preserve">Jaworska J, Nikolova-Jeliazkova N, Aldenberg T. QSAR Applicability Domain Estimation by Projection of the Training Set in Descriptor Space: A Review. Alternatives to Laboratory Animals. 2005. doi:10.1177/026119290503300508. https://pubmed.ncbi.nlm.nih.gov/16268757/</w:t>
+        <w:t xml:space="preserve">Norinder U, Carlsson L, Boyer S et al. Introducing Conformal Prediction in Predictive Modeling. A Transparent and Flexible Alternative to Applicability Domain Determination. Journal of Chemical Information and Modeling. 2014. doi:10.1021/ci5001168. https://pubmed.ncbi.nlm.nih.gov/24797111/</w:t>
       </w:r>
     </w:p>
     <w:p>
@@ -5437,7 +5461,7 @@
         </w:numPr>
       </w:pPr>
       <w:r>
-        <w:t xml:space="preserve">Mysinger M, Carchia M, Irwin J et al. Directory of Useful Decoys, Enhanced (DUD-E): Better Ligands and Decoys for Better Benchmarking. Journal of Medicinal Chemistry. 2012. doi:10.1021/jm300687e. https://pmc.ncbi.nlm.nih.gov/articles/PMC3405771/ https://pubmed.ncbi.nlm.nih.gov/22716043/</w:t>
+        <w:t xml:space="preserve">Jaworska J, Nikolova-Jeliazkova N, Aldenberg T. QSAR Applicability Domain Estimation by Projection of the Training Set in Descriptor Space: A Review. Alternatives to Laboratory Animals. 2005. doi:10.1177/026119290503300508. https://pubmed.ncbi.nlm.nih.gov/16268757/</w:t>
       </w:r>
     </w:p>
     <w:p>
@@ -5449,7 +5473,7 @@
         </w:numPr>
       </w:pPr>
       <w:r>
-        <w:t xml:space="preserve">Lin H, Lin C, Weng R. A note on Platt’s probabilistic outputs for support vector machines. Machine Learning. 2007. doi:10.1007/s10994-007-5018-6.</w:t>
+        <w:t xml:space="preserve">Mysinger M, Carchia M, Irwin J et al. Directory of Useful Decoys, Enhanced (DUD-E): Better Ligands and Decoys for Better Benchmarking. Journal of Medicinal Chemistry. 2012. doi:10.1021/jm300687e. https://pmc.ncbi.nlm.nih.gov/articles/PMC3405771/ https://pubmed.ncbi.nlm.nih.gov/22716043/</w:t>
       </w:r>
     </w:p>
     <w:p>
@@ -5461,7 +5485,7 @@
         </w:numPr>
       </w:pPr>
       <w:r>
-        <w:t xml:space="preserve">Kanehisa M, Goto S. KEGG: kyoto encyclopedia of genes and genomes. Nucleic acids research. 2000. doi:10.1093/nar/28.1.27. https://pmc.ncbi.nlm.nih.gov/articles/PMC102409/ https://pubmed.ncbi.nlm.nih.gov/10592173/</w:t>
+        <w:t xml:space="preserve">Lin H, Lin C, Weng R. A note on Platt’s probabilistic outputs for support vector machines. Machine Learning. 2007. doi:10.1007/s10994-007-5018-6.</w:t>
       </w:r>
     </w:p>
     <w:p>
@@ -5473,7 +5497,7 @@
         </w:numPr>
       </w:pPr>
       <w:r>
-        <w:t xml:space="preserve">Milacic M, Beavers D, Conley P, Gong C, Gillespie M, Griss J, Haw R, Jassal B, Matthews L, May B, Petryszak R, Ragueneau E, Rothfels K, Sevilla C, Shamovsky V, Stephan R, Tiwari K, Varusai T, Weiser J, Wright A, Wu G, Stein L, Hermjakob H, D’Eustachio P. The Reactome Pathway Knowledgebase 2024. Nucleic acids research. 2024. doi:10.1093/nar/gkad1025. https://pmc.ncbi.nlm.nih.gov/articles/PMC10767911/ https://pubmed.ncbi.nlm.nih.gov/37941124/</w:t>
+        <w:t xml:space="preserve">Kanehisa M, Goto S. KEGG: kyoto encyclopedia of genes and genomes. Nucleic acids research. 2000. doi:10.1093/nar/28.1.27. https://pmc.ncbi.nlm.nih.gov/articles/PMC102409/ https://pubmed.ncbi.nlm.nih.gov/10592173/</w:t>
       </w:r>
     </w:p>
     <w:p>
@@ -5485,7 +5509,7 @@
         </w:numPr>
       </w:pPr>
       <w:r>
-        <w:t xml:space="preserve">Harding SD, Armstrong JF, Faccenda E, Southan C, Alexander SPH, Davenport AP, Spedding M, Davies JA. The IUPHAR/BPS Guide to PHARMACOLOGY in 2024. Nucleic acids research. 2024. doi:10.1093/nar/gkad944. https://pmc.ncbi.nlm.nih.gov/articles/PMC10767925/ https://pubmed.ncbi.nlm.nih.gov/37897341/</w:t>
+        <w:t xml:space="preserve">Milacic M, Beavers D, Conley P, Gong C, Gillespie M, Griss J, Haw R, Jassal B, Matthews L, May B, Petryszak R, Ragueneau E, Rothfels K, Sevilla C, Shamovsky V, Stephan R, Tiwari K, Varusai T, Weiser J, Wright A, Wu G, Stein L, Hermjakob H, D’Eustachio P. The Reactome Pathway Knowledgebase 2024. Nucleic acids research. 2024. doi:10.1093/nar/gkad1025. https://pmc.ncbi.nlm.nih.gov/articles/PMC10767911/ https://pubmed.ncbi.nlm.nih.gov/37941124/</w:t>
       </w:r>
     </w:p>
     <w:p>
@@ -5497,7 +5521,7 @@
         </w:numPr>
       </w:pPr>
       <w:r>
-        <w:t xml:space="preserve">Streamlit: an open-source app framework. https://streamlit.io</w:t>
+        <w:t xml:space="preserve">Harding SD, Armstrong JF, Faccenda E, Southan C, Alexander SPH, Davenport AP, Spedding M, Davies JA. The IUPHAR/BPS Guide to PHARMACOLOGY in 2024. Nucleic acids research. 2024. doi:10.1093/nar/gkad944. https://pmc.ncbi.nlm.nih.gov/articles/PMC10767925/ https://pubmed.ncbi.nlm.nih.gov/37897341/</w:t>
       </w:r>
     </w:p>
     <w:p>
@@ -5509,7 +5533,79 @@
         </w:numPr>
       </w:pPr>
       <w:r>
+        <w:t xml:space="preserve">Streamlit: an open-source app framework. https://streamlit.io</w:t>
+      </w:r>
+    </w:p>
+    <w:p>
+      <w:pPr>
+        <w:pStyle w:val="Compact"/>
+        <w:numPr>
+          <w:ilvl w:val="0"/>
+          <w:numId w:val="1002"/>
+        </w:numPr>
+      </w:pPr>
+      <w:r>
         <w:t xml:space="preserve">RDKit: Open-source cheminformatics. https://www.rdkit.org</w:t>
+      </w:r>
+    </w:p>
+    <w:p>
+      <w:pPr>
+        <w:pStyle w:val="Compact"/>
+        <w:numPr>
+          <w:ilvl w:val="0"/>
+          <w:numId w:val="1002"/>
+        </w:numPr>
+      </w:pPr>
+      <w:r>
+        <w:t xml:space="preserve">Daina A, Michielin O, Zoete V. SwissADME: a free web tool to evaluate pharmacokinetics, drug-likeness and medicinal chemistry friendliness of small molecules. Scientific Reports. 2017. doi:10.1038/srep42717.</w:t>
+      </w:r>
+    </w:p>
+    <w:p>
+      <w:pPr>
+        <w:pStyle w:val="Compact"/>
+        <w:numPr>
+          <w:ilvl w:val="0"/>
+          <w:numId w:val="1002"/>
+        </w:numPr>
+      </w:pPr>
+      <w:r>
+        <w:t xml:space="preserve">Xiong G, Wu Z, Yi J et al. ADMETlab 2.0: an integrated online platform for accurate and comprehensive predictions of ADMET properties. Nucleic Acids Research. 2021. doi:10.1093/nar/gkab255.</w:t>
+      </w:r>
+    </w:p>
+    <w:p>
+      <w:pPr>
+        <w:pStyle w:val="Compact"/>
+        <w:numPr>
+          <w:ilvl w:val="0"/>
+          <w:numId w:val="1002"/>
+        </w:numPr>
+      </w:pPr>
+      <w:r>
+        <w:t xml:space="preserve">Pires DEV, Blundell TL, Ascher DB. pkCSM: Predicting Small-Molecule Pharmacokinetic and Toxicity Properties Using Graph-Based Signatures. Journal of Medicinal Chemistry. 2015. doi:10.1021/acs.jmedchem.5b00104.</w:t>
+      </w:r>
+    </w:p>
+    <w:p>
+      <w:pPr>
+        <w:pStyle w:val="Compact"/>
+        <w:numPr>
+          <w:ilvl w:val="0"/>
+          <w:numId w:val="1002"/>
+        </w:numPr>
+      </w:pPr>
+      <w:r>
+        <w:t xml:space="preserve">Yang H, Lou C, Sun L et al. admetSAR 2.0: web-service for prediction and optimization of chemical ADMET properties. Bioinformatics. 2019. doi:10.1093/bioinformatics/bty707.</w:t>
+      </w:r>
+    </w:p>
+    <w:p>
+      <w:pPr>
+        <w:pStyle w:val="Compact"/>
+        <w:numPr>
+          <w:ilvl w:val="0"/>
+          <w:numId w:val="1002"/>
+        </w:numPr>
+      </w:pPr>
+      <w:r>
+        <w:t xml:space="preserve">Daina A, Michielin O, Zoete V. SwissTargetPrediction: updated data and new features for efficient prediction of protein targets of small molecules. Nucleic Acids Research. 2019. doi:10.1093/nar/gkz382.</w:t>
       </w:r>
     </w:p>
     <w:p>

--- a/manuscript/NAR_WebServer_BrainSafe_with_figure.docx
+++ b/manuscript/NAR_WebServer_BrainSafe_with_figure.docx
@@ -1057,7 +1057,7 @@
         <w:t xml:space="preserve"> </w:t>
       </w:r>
       <w:r>
-        <w:t xml:space="preserve">at. Recovering these added 29,751 measured non-binders across 57 endpoints and reduced the endpoints</w:t>
+        <w:t xml:space="preserve">at. Recovering these added 21,994 measured non-binders across 57 endpoints and reduced the endpoints</w:t>
       </w:r>
       <w:r>
         <w:t xml:space="preserve"> </w:t>
@@ -1414,37 +1414,49 @@
         <w:pStyle w:val="FirstParagraph"/>
       </w:pPr>
       <w:r>
-        <w:t xml:space="preserve">Every endpoint is cross-validated ten-fold in two regimes: a random split, and a split grouped on</w:t>
-      </w:r>
-      <w:r>
-        <w:t xml:space="preserve"> </w:t>
-      </w:r>
-      <w:r>
-        <w:t xml:space="preserve">Bemis-Murcko scaffolds (25) that withholds entire structural classes. The two answer</w:t>
-      </w:r>
-      <w:r>
-        <w:t xml:space="preserve"> </w:t>
-      </w:r>
-      <w:r>
-        <w:t xml:space="preserve">different questions, and the distance between them is the honest statement of how far a model</w:t>
-      </w:r>
-      <w:r>
-        <w:t xml:space="preserve"> </w:t>
-      </w:r>
-      <w:r>
-        <w:t xml:space="preserve">travels. Across 74 cross-validated estimators, spanning 70 distinct endpoints because four</w:t>
-      </w:r>
-      <w:r>
-        <w:t xml:space="preserve"> </w:t>
-      </w:r>
-      <w:r>
-        <w:t xml:space="preserve">receptors carry both a potency regression and a binder classifier, this is 1,480 fitted models</w:t>
-      </w:r>
-      <w:r>
-        <w:t xml:space="preserve"> </w:t>
-      </w:r>
-      <w:r>
-        <w:t xml:space="preserve">standing behind the deployed panel. A complete inventory of every estimator, with its prediction type, training-set size,</w:t>
+        <w:t xml:space="preserve">Every endpoint is cross-validated ten-fold, grouped on Bemis-Murcko scaffolds (25) so that</w:t>
+      </w:r>
+      <w:r>
+        <w:t xml:space="preserve"> </w:t>
+      </w:r>
+      <w:r>
+        <w:t xml:space="preserve">entire structural classes are withheld together. The 22 target-potency, exposure and safety</w:t>
+      </w:r>
+      <w:r>
+        <w:t xml:space="preserve"> </w:t>
+      </w:r>
+      <w:r>
+        <w:t xml:space="preserve">estimators are additionally cross-validated under a random split, and the distance between the two</w:t>
+      </w:r>
+      <w:r>
+        <w:t xml:space="preserve"> </w:t>
+      </w:r>
+      <w:r>
+        <w:t xml:space="preserve">regimes is the honest statement of how far a model travels; the 52 binder classifiers, validated</w:t>
+      </w:r>
+      <w:r>
+        <w:t xml:space="preserve"> </w:t>
+      </w:r>
+      <w:r>
+        <w:t xml:space="preserve">instead against compounds measured and found inactive at the same target (Section 3.3), are</w:t>
+      </w:r>
+      <w:r>
+        <w:t xml:space="preserve"> </w:t>
+      </w:r>
+      <w:r>
+        <w:t xml:space="preserve">cross-validated under the scaffold-grouped regime alone. Across the 74 cross-validated estimators,</w:t>
+      </w:r>
+      <w:r>
+        <w:t xml:space="preserve"> </w:t>
+      </w:r>
+      <w:r>
+        <w:t xml:space="preserve">spanning 70 distinct endpoints because four receptors carry both a potency regression and a binder</w:t>
+      </w:r>
+      <w:r>
+        <w:t xml:space="preserve"> </w:t>
+      </w:r>
+      <w:r>
+        <w:t xml:space="preserve">classifier, this is 960 fitted models standing behind the deployed panel. A complete inventory of every estimator, with its prediction type, training-set size,</w:t>
       </w:r>
       <w:r>
         <w:t xml:space="preserve"> </w:t>
@@ -1643,31 +1655,37 @@
         <w:t xml:space="preserve"> </w:t>
       </w:r>
       <w:r>
-        <w:t xml:space="preserve">set on, the background false-positive rate has a median of 0.0253 across all 47 deployed endpoints</w:t>
-      </w:r>
-      <w:r>
-        <w:t xml:space="preserve"> </w:t>
-      </w:r>
-      <w:r>
-        <w:t xml:space="preserve">and a maximum of exactly 0.05, the target itself, reached by four endpoints; under the previous</w:t>
-      </w:r>
-      <w:r>
-        <w:t xml:space="preserve"> </w:t>
-      </w:r>
-      <w:r>
-        <w:t xml:space="preserve">procedure, where the same pool set the threshold and measured the rate, the two could not disagree by</w:t>
-      </w:r>
-      <w:r>
-        <w:t xml:space="preserve"> </w:t>
-      </w:r>
-      <w:r>
-        <w:t xml:space="preserve">construction, so a genuinely disjoint measurement landing at rather than below its target is the</w:t>
-      </w:r>
-      <w:r>
-        <w:t xml:space="preserve"> </w:t>
-      </w:r>
-      <w:r>
-        <w:t xml:space="preserve">expected behaviour of a real constraint rather than evidence against it.</w:t>
+        <w:t xml:space="preserve">set on, the background false-positive rate has a median of 0.0259 across the 44 of 47 deployed</w:t>
+      </w:r>
+      <w:r>
+        <w:t xml:space="preserve"> </w:t>
+      </w:r>
+      <w:r>
+        <w:t xml:space="preserve">endpoints for which a held-out measurement exists, and reaches a maximum of 0.0621, exceeding the</w:t>
+      </w:r>
+      <w:r>
+        <w:t xml:space="preserve"> </w:t>
+      </w:r>
+      <w:r>
+        <w:t xml:space="preserve">0.05 target at four endpoints; under the previous procedure, where the same pool set the threshold</w:t>
+      </w:r>
+      <w:r>
+        <w:t xml:space="preserve"> </w:t>
+      </w:r>
+      <w:r>
+        <w:t xml:space="preserve">and measured the rate, the two could not disagree by construction, so a genuinely disjoint</w:t>
+      </w:r>
+      <w:r>
+        <w:t xml:space="preserve"> </w:t>
+      </w:r>
+      <w:r>
+        <w:t xml:space="preserve">measurement exceeding its target is the expected behaviour of a real constraint rather than evidence</w:t>
+      </w:r>
+      <w:r>
+        <w:t xml:space="preserve"> </w:t>
+      </w:r>
+      <w:r>
+        <w:t xml:space="preserve">against it.</w:t>
       </w:r>
     </w:p>
     <w:bookmarkEnd w:id="18"/>
@@ -2412,7 +2430,7 @@
         <w:t xml:space="preserve"> </w:t>
       </w:r>
       <w:r>
-        <w:t xml:space="preserve">0.40. Within a novelty band the two splits differ by at most 0.081 in AUROC and 0.071 in recall</w:t>
+        <w:t xml:space="preserve">0.40. Within a novelty band the two splits differ by at most 0.081 in AUROC and 0.072 in recall</w:t>
       </w:r>
       <w:r>
         <w:t xml:space="preserve"> </w:t>
@@ -2516,7 +2534,7 @@
         <w:t xml:space="preserve"> </w:t>
       </w:r>
       <w:r>
-        <w:t xml:space="preserve">producing a diffuse profile, and the median score among them was 0.437, only modestly above the</w:t>
+        <w:t xml:space="preserve">producing a diffuse profile; the median score across all 75 was 0.437, only modestly above the</w:t>
       </w:r>
       <w:r>
         <w:t xml:space="preserve"> </w:t>
@@ -2756,7 +2774,7 @@
         <w:t xml:space="preserve"> </w:t>
       </w:r>
       <w:r>
-        <w:t xml:space="preserve">returns D2 and psychosis at 0.95; morphine returns the mu-opioid receptor and chronic pain at 0.99;</w:t>
+        <w:t xml:space="preserve">returns D2 and psychosis at 0.92; morphine returns the mu-opioid receptor and chronic pain at 0.97;</w:t>
       </w:r>
       <w:r>
         <w:t xml:space="preserve"> </w:t>
@@ -3588,13 +3606,13 @@
         <w:t xml:space="preserve"> </w:t>
       </w:r>
       <w:r>
-        <w:t xml:space="preserve">withanolide submitted to the server returns a maximum Tanimoto of 0.31 and no engagement call, with</w:t>
-      </w:r>
-      <w:r>
-        <w:t xml:space="preserve"> </w:t>
-      </w:r>
-      <w:r>
-        <w:t xml:space="preserve">a bile acid as its nearest measured neighbour. Measured activity for such compounds is scarce against</w:t>
+        <w:t xml:space="preserve">withanolide (withaferin A) submitted to the server returns a maximum Tanimoto of 0.27 and no</w:t>
+      </w:r>
+      <w:r>
+        <w:t xml:space="preserve"> </w:t>
+      </w:r>
+      <w:r>
+        <w:t xml:space="preserve">engagement call, with no measured compound close enough to serve as an analogue. Measured activity for such compounds is scarce against</w:t>
       </w:r>
       <w:r>
         <w:t xml:space="preserve"> </w:t>

--- a/manuscript/NAR_WebServer_BrainSafe_with_figure.docx
+++ b/manuscript/NAR_WebServer_BrainSafe_with_figure.docx
@@ -2,33 +2,7 @@
 <file path=word/document.xml><?xml version="1.0" encoding="utf-8"?>
 <w:document xmlns:w="http://schemas.openxmlformats.org/wordprocessingml/2006/main" xmlns:m="http://schemas.openxmlformats.org/officeDocument/2006/math" xmlns:r="http://schemas.openxmlformats.org/officeDocument/2006/relationships" xmlns:o="urn:schemas-microsoft-com:office:office" xmlns:v="urn:schemas-microsoft-com:vml" xmlns:w10="urn:schemas-microsoft-com:office:word" xmlns:a="http://schemas.openxmlformats.org/drawingml/2006/main" xmlns:pic="http://schemas.openxmlformats.org/drawingml/2006/picture" xmlns:wp="http://schemas.openxmlformats.org/drawingml/2006/wordprocessingDrawing">
   <w:body>
-    <w:sdt>
-      <w:sdtPr>
-        <w:docPartObj>
-          <w:docPartGallery w:val="Table of Contents"/>
-          <w:docPartUnique/>
-        </w:docPartObj>
-      </w:sdtPr>
-      <w:sdtContent>
-        <w:p>
-          <w:pPr>
-            <w:pStyle w:val="TOCHeading"/>
-          </w:pPr>
-          <w:r>
-            <w:t xml:space="preserve">Table of Contents</w:t>
-          </w:r>
-        </w:p>
-        <w:p>
-          <w:r>
-            <w:fldChar w:fldCharType="begin" w:dirty="true"/>
-            <w:instrText xml:space="preserve">TOC \o "1-2" \h \z \u</w:instrText>
-            <w:fldChar w:fldCharType="separate"/>
-            <w:fldChar w:fldCharType="end"/>
-          </w:r>
-        </w:p>
-      </w:sdtContent>
-    </w:sdt>
-    <w:bookmarkStart w:id="49" w:name="X1c7b81a75f7761703d688a563316ee363ab586c"/>
+    <w:bookmarkStart w:id="59" w:name="X1c7b81a75f7761703d688a563316ee363ab586c"/>
     <w:p>
       <w:pPr>
         <w:pStyle w:val="Heading1"/>
@@ -167,20 +141,20 @@
       <w:r>
         <w:drawing>
           <wp:inline>
-            <wp:extent cx="5334000" cy="3417813"/>
+            <wp:extent cx="5727700" cy="3670080"/>
             <wp:effectExtent b="0" l="0" r="0" t="0"/>
-            <wp:docPr descr="Graphical abstract" title="" id="10" name="Picture"/>
+            <wp:docPr descr="Graphical abstract" title="" id="19" name="Picture"/>
             <a:graphic>
               <a:graphicData uri="http://schemas.openxmlformats.org/drawingml/2006/picture">
                 <pic:pic>
                   <pic:nvPicPr>
-                    <pic:cNvPr descr="figures/GraphicalAbstract.png" id="11" name="Picture"/>
+                    <pic:cNvPr descr="figures/GraphicalAbstract.png" id="20" name="Picture"/>
                     <pic:cNvPicPr>
                       <a:picLocks noChangeArrowheads="1" noChangeAspect="1"/>
                     </pic:cNvPicPr>
                   </pic:nvPicPr>
                   <pic:blipFill>
-                    <a:blip r:embed="rId9"/>
+                    <a:blip r:embed="rId18"/>
                     <a:stretch>
                       <a:fillRect/>
                     </a:stretch>
@@ -188,7 +162,7 @@
                   <pic:spPr bwMode="auto">
                     <a:xfrm>
                       <a:off x="0" y="0"/>
-                      <a:ext cx="5334000" cy="3417813"/>
+                      <a:ext cx="5727700" cy="3670080"/>
                     </a:xfrm>
                     <a:prstGeom prst="rect">
                       <a:avLst/>
@@ -272,25 +246,25 @@
         </w:numPr>
       </w:pPr>
       <w:r>
-        <w:t xml:space="preserve">Every one of its 74 cross-validated estimators is validated under both random and</w:t>
-      </w:r>
-      <w:r>
-        <w:t xml:space="preserve"> </w:t>
-      </w:r>
-      <w:r>
-        <w:t xml:space="preserve">scaffold-grouped splits and carries a calibrated probability, the core classifiers additionally</w:t>
-      </w:r>
-      <w:r>
-        <w:t xml:space="preserve"> </w:t>
-      </w:r>
-      <w:r>
-        <w:t xml:space="preserve">reporting a conformal interval, and the server reports silence rather than a guess for chemistry</w:t>
-      </w:r>
-      <w:r>
-        <w:t xml:space="preserve"> </w:t>
-      </w:r>
-      <w:r>
-        <w:t xml:space="preserve">outside its measured competence.</w:t>
+        <w:t xml:space="preserve">Every one of its 74 cross-validated estimators is scaffold-grouped cross-validated and carries a</w:t>
+      </w:r>
+      <w:r>
+        <w:t xml:space="preserve"> </w:t>
+      </w:r>
+      <w:r>
+        <w:t xml:space="preserve">calibrated probability; the 22 target-potency, exposure and safety estimators are additionally</w:t>
+      </w:r>
+      <w:r>
+        <w:t xml:space="preserve"> </w:t>
+      </w:r>
+      <w:r>
+        <w:t xml:space="preserve">validated under a random split, the core classifiers reporting a conformal interval as well, and</w:t>
+      </w:r>
+      <w:r>
+        <w:t xml:space="preserve"> </w:t>
+      </w:r>
+      <w:r>
+        <w:t xml:space="preserve">the server reports silence rather than a guess for chemistry outside its measured competence.</w:t>
       </w:r>
     </w:p>
     <w:p>
@@ -330,7 +304,7 @@
         </w:pict>
       </w:r>
     </w:p>
-    <w:bookmarkStart w:id="12" w:name="abstract"/>
+    <w:bookmarkStart w:id="21" w:name="abstract"/>
     <w:p>
       <w:pPr>
         <w:pStyle w:val="Heading2"/>
@@ -404,19 +378,19 @@
         <w:t xml:space="preserve"> </w:t>
       </w:r>
       <w:r>
-        <w:t xml:space="preserve">(1), BindingDB (2) and B3DB (3), and validated under both random and</w:t>
-      </w:r>
-      <w:r>
-        <w:t xml:space="preserve"> </w:t>
-      </w:r>
-      <w:r>
-        <w:t xml:space="preserve">scaffold-grouped 10-fold cross-validation: mean AUROC 0.958 and 0.925 respectively across the</w:t>
-      </w:r>
-      <w:r>
-        <w:t xml:space="preserve"> </w:t>
-      </w:r>
-      <w:r>
-        <w:t xml:space="preserve">measured-label classifiers, with expected calibration error falling from 0.0801 to 0.0147 after</w:t>
+        <w:t xml:space="preserve">(1), BindingDB (2) and B3DB (3). The measured-label classifiers are validated</w:t>
+      </w:r>
+      <w:r>
+        <w:t xml:space="preserve"> </w:t>
+      </w:r>
+      <w:r>
+        <w:t xml:space="preserve">under both random and scaffold-grouped 10-fold cross-validation: mean AUROC 0.958 and 0.925</w:t>
+      </w:r>
+      <w:r>
+        <w:t xml:space="preserve"> </w:t>
+      </w:r>
+      <w:r>
+        <w:t xml:space="preserve">respectively, with expected calibration error falling from 0.0801 to 0.0147 after</w:t>
       </w:r>
       <w:r>
         <w:t xml:space="preserve"> </w:t>
@@ -486,8 +460,8 @@
         </w:pict>
       </w:r>
     </w:p>
-    <w:bookmarkEnd w:id="12"/>
-    <w:bookmarkStart w:id="13" w:name="introduction"/>
+    <w:bookmarkEnd w:id="21"/>
+    <w:bookmarkStart w:id="22" w:name="introduction"/>
     <w:p>
       <w:pPr>
         <w:pStyle w:val="Heading2"/>
@@ -701,8 +675,8 @@
         </w:pict>
       </w:r>
     </w:p>
-    <w:bookmarkEnd w:id="13"/>
-    <w:bookmarkStart w:id="20" w:name="materials-and-methods"/>
+    <w:bookmarkEnd w:id="22"/>
+    <w:bookmarkStart w:id="29" w:name="materials-and-methods"/>
     <w:p>
       <w:pPr>
         <w:pStyle w:val="Heading2"/>
@@ -711,7 +685,7 @@
         <w:t xml:space="preserve">Materials and Methods</w:t>
       </w:r>
     </w:p>
-    <w:bookmarkStart w:id="14" w:name="endpoint-selection"/>
+    <w:bookmarkStart w:id="23" w:name="endpoint-selection"/>
     <w:p>
       <w:pPr>
         <w:pStyle w:val="Heading3"/>
@@ -870,8 +844,8 @@
         <w:t xml:space="preserve">ADME layer.</w:t>
       </w:r>
     </w:p>
-    <w:bookmarkEnd w:id="14"/>
-    <w:bookmarkStart w:id="15" w:name="X4c14ac2b94751b2f7327c8feb73f69292994298"/>
+    <w:bookmarkEnd w:id="23"/>
+    <w:bookmarkStart w:id="24" w:name="X4c14ac2b94751b2f7327c8feb73f69292994298"/>
     <w:p>
       <w:pPr>
         <w:pStyle w:val="Heading3"/>
@@ -1072,8 +1046,8 @@
         <w:t xml:space="preserve">class and never enters a regression.</w:t>
       </w:r>
     </w:p>
-    <w:bookmarkEnd w:id="15"/>
-    <w:bookmarkStart w:id="16" w:name="representation-and-model-selection"/>
+    <w:bookmarkEnd w:id="24"/>
+    <w:bookmarkStart w:id="25" w:name="representation-and-model-selection"/>
     <w:p>
       <w:pPr>
         <w:pStyle w:val="Heading3"/>
@@ -1399,8 +1373,8 @@
         <w:t xml:space="preserve">the potency regressions and is stated rather than left for a reader to find.</w:t>
       </w:r>
     </w:p>
-    <w:bookmarkEnd w:id="16"/>
-    <w:bookmarkStart w:id="17" w:name="X6ebadc4fd089f5317e68d5759e76c72c82f11ad"/>
+    <w:bookmarkEnd w:id="25"/>
+    <w:bookmarkStart w:id="26" w:name="X6ebadc4fd089f5317e68d5759e76c72c82f11ad"/>
     <w:p>
       <w:pPr>
         <w:pStyle w:val="Heading3"/>
@@ -1566,8 +1540,8 @@
         <w:t xml:space="preserve">nearest measured analogue and its structure.</w:t>
       </w:r>
     </w:p>
-    <w:bookmarkEnd w:id="17"/>
-    <w:bookmarkStart w:id="18" w:name="X2d20a97327b1c85b3b1e259bea3569130e89bc6"/>
+    <w:bookmarkEnd w:id="26"/>
+    <w:bookmarkStart w:id="27" w:name="X2d20a97327b1c85b3b1e259bea3569130e89bc6"/>
     <w:p>
       <w:pPr>
         <w:pStyle w:val="Heading3"/>
@@ -1688,8 +1662,8 @@
         <w:t xml:space="preserve">against it.</w:t>
       </w:r>
     </w:p>
-    <w:bookmarkEnd w:id="18"/>
-    <w:bookmarkStart w:id="19" w:name="disease-layer-and-implementation"/>
+    <w:bookmarkEnd w:id="27"/>
+    <w:bookmarkStart w:id="28" w:name="disease-layer-and-implementation"/>
     <w:p>
       <w:pPr>
         <w:pStyle w:val="Heading3"/>
@@ -1787,9 +1761,9 @@
         </w:pict>
       </w:r>
     </w:p>
-    <w:bookmarkEnd w:id="19"/>
-    <w:bookmarkEnd w:id="20"/>
-    <w:bookmarkStart w:id="27" w:name="results"/>
+    <w:bookmarkEnd w:id="28"/>
+    <w:bookmarkEnd w:id="29"/>
+    <w:bookmarkStart w:id="36" w:name="results"/>
     <w:p>
       <w:pPr>
         <w:pStyle w:val="Heading2"/>
@@ -1824,7 +1798,7 @@
         <w:t xml:space="preserve">weaknesses are reported in their own section rather than folded into the headline.</w:t>
       </w:r>
     </w:p>
-    <w:bookmarkStart w:id="21" w:name="target-engagement-the-primary-output"/>
+    <w:bookmarkStart w:id="30" w:name="target-engagement-the-primary-output"/>
     <w:p>
       <w:pPr>
         <w:pStyle w:val="Heading3"/>
@@ -2089,8 +2063,8 @@
         <w:t xml:space="preserve">blockade (+0.95).</w:t>
       </w:r>
     </w:p>
-    <w:bookmarkEnd w:id="21"/>
-    <w:bookmarkStart w:id="22" w:name="X59ce100e3e54d3fbb6a4c93443ea005339d865d"/>
+    <w:bookmarkEnd w:id="30"/>
+    <w:bookmarkStart w:id="31" w:name="X59ce100e3e54d3fbb6a4c93443ea005339d865d"/>
     <w:p>
       <w:pPr>
         <w:pStyle w:val="Heading3"/>
@@ -2651,8 +2625,8 @@
         <w:t xml:space="preserve">lipophilicity pushes towards blockade (+0.95). These directions were not supplied to the models.</w:t>
       </w:r>
     </w:p>
-    <w:bookmarkEnd w:id="22"/>
-    <w:bookmarkStart w:id="23" w:name="comparison-with-existing-approaches"/>
+    <w:bookmarkEnd w:id="31"/>
+    <w:bookmarkStart w:id="32" w:name="comparison-with-existing-approaches"/>
     <w:p>
       <w:pPr>
         <w:pStyle w:val="Heading3"/>
@@ -2747,8 +2721,8 @@
         <w:t xml:space="preserve">many CNS endpoints with an explicit applicability-domain statement on every value.</w:t>
       </w:r>
     </w:p>
-    <w:bookmarkEnd w:id="23"/>
-    <w:bookmarkStart w:id="24" w:name="X09f237f0cceb4d43402dde204391ff782dee8f6"/>
+    <w:bookmarkEnd w:id="32"/>
+    <w:bookmarkStart w:id="33" w:name="X09f237f0cceb4d43402dde204391ff782dee8f6"/>
     <w:p>
       <w:pPr>
         <w:pStyle w:val="Heading3"/>
@@ -2857,8 +2831,8 @@
         <w:t xml:space="preserve">call.</w:t>
       </w:r>
     </w:p>
-    <w:bookmarkEnd w:id="24"/>
-    <w:bookmarkStart w:id="25" w:name="X9a99dc11e4cc9d3e295f13c4b6a1b1751a14e5f"/>
+    <w:bookmarkEnd w:id="33"/>
+    <w:bookmarkStart w:id="34" w:name="X9a99dc11e4cc9d3e295f13c4b6a1b1751a14e5f"/>
     <w:p>
       <w:pPr>
         <w:pStyle w:val="Heading3"/>
@@ -3329,8 +3303,8 @@
         <w:t xml:space="preserve">server stands on.</w:t>
       </w:r>
     </w:p>
-    <w:bookmarkEnd w:id="25"/>
-    <w:bookmarkStart w:id="26" w:name="what-the-falsification-analysis-removed"/>
+    <w:bookmarkEnd w:id="34"/>
+    <w:bookmarkStart w:id="35" w:name="what-the-falsification-analysis-removed"/>
     <w:p>
       <w:pPr>
         <w:pStyle w:val="Heading3"/>
@@ -3420,9 +3394,9 @@
         </w:pict>
       </w:r>
     </w:p>
-    <w:bookmarkEnd w:id="26"/>
-    <w:bookmarkEnd w:id="27"/>
-    <w:bookmarkStart w:id="28" w:name="discussion"/>
+    <w:bookmarkEnd w:id="35"/>
+    <w:bookmarkEnd w:id="36"/>
+    <w:bookmarkStart w:id="37" w:name="discussion"/>
     <w:p>
       <w:pPr>
         <w:pStyle w:val="Heading2"/>
@@ -3928,8 +3902,8 @@
         </w:pict>
       </w:r>
     </w:p>
-    <w:bookmarkEnd w:id="28"/>
-    <w:bookmarkStart w:id="29" w:name="data-availability"/>
+    <w:bookmarkEnd w:id="37"/>
+    <w:bookmarkStart w:id="38" w:name="data-availability"/>
     <w:p>
       <w:pPr>
         <w:pStyle w:val="Heading2"/>
@@ -4074,13 +4048,59 @@
         <w:t xml:space="preserve">server rather than left as a placeholder.</w:t>
       </w:r>
     </w:p>
-    <w:bookmarkEnd w:id="29"/>
-    <w:bookmarkStart w:id="30" w:name="funding"/>
+    <w:bookmarkEnd w:id="38"/>
+    <w:bookmarkStart w:id="39" w:name="author-contributions"/>
     <w:p>
       <w:pPr>
         <w:pStyle w:val="Heading2"/>
       </w:pPr>
       <w:r>
+        <w:t xml:space="preserve">Author contributions</w:t>
+      </w:r>
+    </w:p>
+    <w:p>
+      <w:pPr>
+        <w:pStyle w:val="FirstParagraph"/>
+      </w:pPr>
+      <w:r>
+        <w:rPr>
+          <w:b/>
+          <w:bCs/>
+        </w:rPr>
+        <w:t xml:space="preserve">[TO BE SUPPLIED BEFORE SUBMISSION]</w:t>
+      </w:r>
+      <w:r>
+        <w:t xml:space="preserve"> </w:t>
+      </w:r>
+      <w:r>
+        <w:t xml:space="preserve">NAR requires a CRediT-style contribution statement naming</w:t>
+      </w:r>
+      <w:r>
+        <w:t xml:space="preserve"> </w:t>
+      </w:r>
+      <w:r>
+        <w:t xml:space="preserve">what each author did (e.g. conceptualisation, methodology, software, validation, writing). This</w:t>
+      </w:r>
+      <w:r>
+        <w:t xml:space="preserve"> </w:t>
+      </w:r>
+      <w:r>
+        <w:t xml:space="preserve">cannot be written from the repository the way the rest of this manuscript is, since it is a</w:t>
+      </w:r>
+      <w:r>
+        <w:t xml:space="preserve"> </w:t>
+      </w:r>
+      <w:r>
+        <w:t xml:space="preserve">statement about people rather than about artefacts, and must be supplied by the author team.</w:t>
+      </w:r>
+    </w:p>
+    <w:bookmarkEnd w:id="39"/>
+    <w:bookmarkStart w:id="40" w:name="funding"/>
+    <w:p>
+      <w:pPr>
+        <w:pStyle w:val="Heading2"/>
+      </w:pPr>
+      <w:r>
         <w:t xml:space="preserve">Funding</w:t>
       </w:r>
     </w:p>
@@ -4092,8 +4112,8 @@
         <w:t xml:space="preserve">[TO BE SUPPLIED]</w:t>
       </w:r>
     </w:p>
-    <w:bookmarkEnd w:id="30"/>
-    <w:bookmarkStart w:id="31" w:name="conflict-of-interest"/>
+    <w:bookmarkEnd w:id="40"/>
+    <w:bookmarkStart w:id="41" w:name="conflict-of-interest"/>
     <w:p>
       <w:pPr>
         <w:pStyle w:val="Heading2"/>
@@ -4117,8 +4137,8 @@
         </w:pict>
       </w:r>
     </w:p>
-    <w:bookmarkEnd w:id="31"/>
-    <w:bookmarkStart w:id="47" w:name="figure-legends"/>
+    <w:bookmarkEnd w:id="41"/>
+    <w:bookmarkStart w:id="57" w:name="figure-legends"/>
     <w:p>
       <w:pPr>
         <w:pStyle w:val="Heading2"/>
@@ -4134,20 +4154,20 @@
       <w:r>
         <w:drawing>
           <wp:inline>
-            <wp:extent cx="5334000" cy="4471716"/>
+            <wp:extent cx="5727700" cy="4801771"/>
             <wp:effectExtent b="0" l="0" r="0" t="0"/>
-            <wp:docPr descr="Figure 1" title="" id="33" name="Picture"/>
+            <wp:docPr descr="Figure 1" title="" id="43" name="Picture"/>
             <a:graphic>
               <a:graphicData uri="http://schemas.openxmlformats.org/drawingml/2006/picture">
                 <pic:pic>
                   <pic:nvPicPr>
-                    <pic:cNvPr descr="figures/Figure1_architecture.png" id="34" name="Picture"/>
+                    <pic:cNvPr descr="figures/Figure1_architecture.png" id="44" name="Picture"/>
                     <pic:cNvPicPr>
                       <a:picLocks noChangeArrowheads="1" noChangeAspect="1"/>
                     </pic:cNvPicPr>
                   </pic:nvPicPr>
                   <pic:blipFill>
-                    <a:blip r:embed="rId32"/>
+                    <a:blip r:embed="rId42"/>
                     <a:stretch>
                       <a:fillRect/>
                     </a:stretch>
@@ -4155,7 +4175,7 @@
                   <pic:spPr bwMode="auto">
                     <a:xfrm>
                       <a:off x="0" y="0"/>
-                      <a:ext cx="5334000" cy="4471716"/>
+                      <a:ext cx="5727700" cy="4801771"/>
                     </a:xfrm>
                     <a:prstGeom prst="rect">
                       <a:avLst/>
@@ -4303,20 +4323,20 @@
       <w:r>
         <w:drawing>
           <wp:inline>
-            <wp:extent cx="5334000" cy="4095332"/>
+            <wp:extent cx="5727700" cy="4397607"/>
             <wp:effectExtent b="0" l="0" r="0" t="0"/>
-            <wp:docPr descr="Figure 2" title="" id="36" name="Picture"/>
+            <wp:docPr descr="Figure 2" title="" id="46" name="Picture"/>
             <a:graphic>
               <a:graphicData uri="http://schemas.openxmlformats.org/drawingml/2006/picture">
                 <pic:pic>
                   <pic:nvPicPr>
-                    <pic:cNvPr descr="figures/Figure9_model_atlas.png" id="37" name="Picture"/>
+                    <pic:cNvPr descr="figures/Figure9_model_atlas.png" id="47" name="Picture"/>
                     <pic:cNvPicPr>
                       <a:picLocks noChangeArrowheads="1" noChangeAspect="1"/>
                     </pic:cNvPicPr>
                   </pic:nvPicPr>
                   <pic:blipFill>
-                    <a:blip r:embed="rId35"/>
+                    <a:blip r:embed="rId45"/>
                     <a:stretch>
                       <a:fillRect/>
                     </a:stretch>
@@ -4324,7 +4344,7 @@
                   <pic:spPr bwMode="auto">
                     <a:xfrm>
                       <a:off x="0" y="0"/>
-                      <a:ext cx="5334000" cy="4095332"/>
+                      <a:ext cx="5727700" cy="4397607"/>
                     </a:xfrm>
                     <a:prstGeom prst="rect">
                       <a:avLst/>
@@ -4474,20 +4494,20 @@
       <w:r>
         <w:drawing>
           <wp:inline>
-            <wp:extent cx="5334000" cy="3351726"/>
+            <wp:extent cx="5727700" cy="3599115"/>
             <wp:effectExtent b="0" l="0" r="0" t="0"/>
-            <wp:docPr descr="Figure 3" title="" id="39" name="Picture"/>
+            <wp:docPr descr="Figure 3" title="" id="49" name="Picture"/>
             <a:graphic>
               <a:graphicData uri="http://schemas.openxmlformats.org/drawingml/2006/picture">
                 <pic:pic>
                   <pic:nvPicPr>
-                    <pic:cNvPr descr="figures/Figure6_validation.png" id="40" name="Picture"/>
+                    <pic:cNvPr descr="figures/Figure6_validation.png" id="50" name="Picture"/>
                     <pic:cNvPicPr>
                       <a:picLocks noChangeArrowheads="1" noChangeAspect="1"/>
                     </pic:cNvPicPr>
                   </pic:nvPicPr>
                   <pic:blipFill>
-                    <a:blip r:embed="rId38"/>
+                    <a:blip r:embed="rId48"/>
                     <a:stretch>
                       <a:fillRect/>
                     </a:stretch>
@@ -4495,7 +4515,7 @@
                   <pic:spPr bwMode="auto">
                     <a:xfrm>
                       <a:off x="0" y="0"/>
-                      <a:ext cx="5334000" cy="3351726"/>
+                      <a:ext cx="5727700" cy="3599115"/>
                     </a:xfrm>
                     <a:prstGeom prst="rect">
                       <a:avLst/>
@@ -4647,20 +4667,20 @@
       <w:r>
         <w:drawing>
           <wp:inline>
-            <wp:extent cx="5334000" cy="2786264"/>
+            <wp:extent cx="5727700" cy="2991917"/>
             <wp:effectExtent b="0" l="0" r="0" t="0"/>
-            <wp:docPr descr="Figure 4" title="" id="42" name="Picture"/>
+            <wp:docPr descr="Figure 4" title="" id="52" name="Picture"/>
             <a:graphic>
               <a:graphicData uri="http://schemas.openxmlformats.org/drawingml/2006/picture">
                 <pic:pic>
                   <pic:nvPicPr>
-                    <pic:cNvPr descr="figures/Figure8_use_case.png" id="43" name="Picture"/>
+                    <pic:cNvPr descr="figures/Figure8_use_case.png" id="53" name="Picture"/>
                     <pic:cNvPicPr>
                       <a:picLocks noChangeArrowheads="1" noChangeAspect="1"/>
                     </pic:cNvPicPr>
                   </pic:nvPicPr>
                   <pic:blipFill>
-                    <a:blip r:embed="rId41"/>
+                    <a:blip r:embed="rId51"/>
                     <a:stretch>
                       <a:fillRect/>
                     </a:stretch>
@@ -4668,7 +4688,7 @@
                   <pic:spPr bwMode="auto">
                     <a:xfrm>
                       <a:off x="0" y="0"/>
-                      <a:ext cx="5334000" cy="2786264"/>
+                      <a:ext cx="5727700" cy="2991917"/>
                     </a:xfrm>
                     <a:prstGeom prst="rect">
                       <a:avLst/>
@@ -4764,20 +4784,20 @@
       <w:r>
         <w:drawing>
           <wp:inline>
-            <wp:extent cx="5334000" cy="4759684"/>
+            <wp:extent cx="5727700" cy="5110994"/>
             <wp:effectExtent b="0" l="0" r="0" t="0"/>
-            <wp:docPr descr="Figure 5" title="" id="45" name="Picture"/>
+            <wp:docPr descr="Figure 5" title="" id="55" name="Picture"/>
             <a:graphic>
               <a:graphicData uri="http://schemas.openxmlformats.org/drawingml/2006/picture">
                 <pic:pic>
                   <pic:nvPicPr>
-                    <pic:cNvPr descr="figures/Figure11_external_validation.png" id="46" name="Picture"/>
+                    <pic:cNvPr descr="figures/Figure11_external_validation.png" id="56" name="Picture"/>
                     <pic:cNvPicPr>
                       <a:picLocks noChangeArrowheads="1" noChangeAspect="1"/>
                     </pic:cNvPicPr>
                   </pic:nvPicPr>
                   <pic:blipFill>
-                    <a:blip r:embed="rId44"/>
+                    <a:blip r:embed="rId54"/>
                     <a:stretch>
                       <a:fillRect/>
                     </a:stretch>
@@ -4785,7 +4805,7 @@
                   <pic:spPr bwMode="auto">
                     <a:xfrm>
                       <a:off x="0" y="0"/>
-                      <a:ext cx="5334000" cy="4759684"/>
+                      <a:ext cx="5727700" cy="5110994"/>
                     </a:xfrm>
                     <a:prstGeom prst="rect">
                       <a:avLst/>
@@ -5107,8 +5127,8 @@
         <w:t xml:space="preserve">named, the 47 deployed and the 5 withdrawn distinguished by colour.</w:t>
       </w:r>
     </w:p>
-    <w:bookmarkEnd w:id="47"/>
-    <w:bookmarkStart w:id="48" w:name="references"/>
+    <w:bookmarkEnd w:id="57"/>
+    <w:bookmarkStart w:id="58" w:name="references"/>
     <w:p>
       <w:pPr>
         <w:pStyle w:val="Heading2"/>
@@ -5638,12 +5658,16 @@
         <w:t xml:space="preserve">Wilson E. Probable Inference, the Law of Succession, and Statistical Inference. Journal of the American Statistical Association. 1927. doi:10.1080/01621459.1927.10502953.</w:t>
       </w:r>
     </w:p>
-    <w:bookmarkEnd w:id="48"/>
-    <w:bookmarkEnd w:id="49"/>
+    <w:bookmarkEnd w:id="58"/>
+    <w:bookmarkEnd w:id="59"/>
     <w:sectPr>
+      <w:footerReference r:id="rId9" w:type="default"/>
       <w:footnotePr>
         <w:numRestart w:val="eachSect"/>
       </w:footnotePr>
+      <w:pgSz w:h="16838" w:w="11906"/>
+      <w:pgMar w:bottom="1440" w:left="1440" w:right="1440" w:top="1440"/>
+      <w:lnNumType w:countBy="1" w:distance="360" w:restart="continuous"/>
     </w:sectPr>
   </w:body>
 </w:document>
@@ -5651,6 +5675,26 @@
 
 <file path=word/comments.xml><?xml version="1.0" encoding="utf-8"?>
 <w:comments xmlns:w="http://schemas.openxmlformats.org/wordprocessingml/2006/main" xmlns:m="http://schemas.openxmlformats.org/officeDocument/2006/math" xmlns:r="http://schemas.openxmlformats.org/officeDocument/2006/relationships" xmlns:o="urn:schemas-microsoft-com:office:office" xmlns:v="urn:schemas-microsoft-com:vml" xmlns:w10="urn:schemas-microsoft-com:office:word" xmlns:a="http://schemas.openxmlformats.org/drawingml/2006/main" xmlns:pic="http://schemas.openxmlformats.org/drawingml/2006/picture" xmlns:wp="http://schemas.openxmlformats.org/drawingml/2006/wordprocessingDrawing"/>
+</file>
+
+<file path=word/footer1.xml><?xml version="1.0" encoding="utf-8"?>
+<w:ftr xmlns:m="http://schemas.openxmlformats.org/officeDocument/2006/math" xmlns:mc="http://schemas.openxmlformats.org/markup-compatibility/2006" xmlns:mo="http://schemas.microsoft.com/office/mac/office/2008/main" xmlns:mv="urn:schemas-microsoft-com:mac:vml" xmlns:o="urn:schemas-microsoft-com:office:office" xmlns:r="http://schemas.openxmlformats.org/officeDocument/2006/relationships" xmlns:v="urn:schemas-microsoft-com:vml" xmlns:w10="urn:schemas-microsoft-com:office:word" xmlns:w14="http://schemas.microsoft.com/office/word/2010/wordml" xmlns:w="http://schemas.openxmlformats.org/wordprocessingml/2006/main" xmlns:wne="http://schemas.microsoft.com/office/word/2006/wordml" xmlns:wp14="http://schemas.microsoft.com/office/word/2010/wordprocessingDrawing" xmlns:wp="http://schemas.openxmlformats.org/drawingml/2006/wordprocessingDrawing" xmlns:wpc="http://schemas.microsoft.com/office/word/2010/wordprocessingCanvas" xmlns:wpg="http://schemas.microsoft.com/office/word/2010/wordprocessingGroup" xmlns:wpi="http://schemas.microsoft.com/office/word/2010/wordprocessingInk" xmlns:wps="http://schemas.microsoft.com/office/word/2010/wordprocessingShape" mc:Ignorable="w14 wp14">
+  <w:p>
+    <w:pPr>
+      <w:suppressLineNumbers/>
+      <w:jc w:val="center"/>
+    </w:pPr>
+    <w:r>
+      <w:rPr>
+        <w:rFonts w:ascii="Times New Roman" w:hAnsi="Times New Roman"/>
+        <w:sz w:val="20"/>
+      </w:rPr>
+      <w:fldChar w:fldCharType="begin"/>
+      <w:instrText xml:space="preserve"> PAGE </w:instrText>
+      <w:fldChar w:fldCharType="end"/>
+    </w:r>
+  </w:p>
+</w:ftr>
 </file>
 
 <file path=word/footnotes.xml><?xml version="1.0" encoding="utf-8"?>
@@ -5998,6 +6042,14 @@
   <w:style w:default="1" w:styleId="Normal" w:type="paragraph">
     <w:name w:val="Normal"/>
     <w:qFormat/>
+    <w:pPr>
+      <w:spacing w:after="200" w:before="0" w:line="240" w:lineRule="auto"/>
+      <w:jc w:val="left"/>
+    </w:pPr>
+    <w:rPr>
+      <w:rFonts w:ascii="Times New Roman" w:cs="Times New Roman" w:hAnsi="Times New Roman"/>
+      <w:sz w:val="24"/>
+    </w:rPr>
   </w:style>
   <w:style w:styleId="BodyText" w:type="paragraph">
     <w:name w:val="Body Text"/>
@@ -6005,22 +6057,40 @@
     <w:link w:val="BodyTextChar"/>
     <w:qFormat/>
     <w:pPr>
-      <w:spacing w:after="180" w:before="180"/>
+      <w:spacing w:after="200" w:before="0" w:line="240" w:lineRule="auto"/>
+      <w:jc w:val="left"/>
     </w:pPr>
+    <w:rPr>
+      <w:rFonts w:ascii="Times New Roman" w:cs="Times New Roman" w:hAnsi="Times New Roman"/>
+      <w:sz w:val="24"/>
+    </w:rPr>
   </w:style>
   <w:style w:customStyle="1" w:styleId="FirstParagraph" w:type="paragraph">
     <w:name w:val="First Paragraph"/>
     <w:basedOn w:val="BodyText"/>
     <w:next w:val="BodyText"/>
     <w:qFormat/>
+    <w:pPr>
+      <w:spacing w:after="200" w:before="0" w:line="240" w:lineRule="auto"/>
+      <w:jc w:val="left"/>
+    </w:pPr>
+    <w:rPr>
+      <w:rFonts w:ascii="Times New Roman" w:cs="Times New Roman" w:hAnsi="Times New Roman"/>
+      <w:sz w:val="24"/>
+    </w:rPr>
   </w:style>
   <w:style w:customStyle="1" w:styleId="Compact" w:type="paragraph">
     <w:name w:val="Compact"/>
     <w:basedOn w:val="BodyText"/>
     <w:qFormat/>
     <w:pPr>
-      <w:spacing w:after="36" w:before="36"/>
+      <w:spacing w:after="200" w:before="0" w:line="240" w:lineRule="auto"/>
+      <w:jc w:val="left"/>
     </w:pPr>
+    <w:rPr>
+      <w:rFonts w:ascii="Times New Roman" w:cs="Times New Roman" w:hAnsi="Times New Roman"/>
+      <w:sz w:val="24"/>
+    </w:rPr>
   </w:style>
   <w:style w:styleId="Title" w:type="paragraph">
     <w:name w:val="Title"/>
@@ -6031,13 +6101,15 @@
     <w:qFormat/>
     <w:rsid w:val="00A10FD9"/>
     <w:pPr>
-      <w:spacing w:after="80" w:line="240" w:lineRule="auto"/>
+      <w:spacing w:after="240" w:before="0" w:line="276" w:lineRule="auto"/>
       <w:contextualSpacing/>
-      <w:jc w:val="center"/>
+      <w:jc w:val="left"/>
     </w:pPr>
     <w:rPr>
-      <w:rFonts w:asciiTheme="majorHAnsi" w:cstheme="majorBidi" w:eastAsiaTheme="majorEastAsia" w:hAnsiTheme="majorHAnsi"/>
-      <w:sz w:val="56"/>
+      <w:rFonts w:ascii="Times New Roman" w:asciiTheme="majorHAnsi" w:cs="Times New Roman" w:cstheme="majorBidi" w:eastAsiaTheme="majorEastAsia" w:hAnsi="Times New Roman" w:hAnsiTheme="majorHAnsi"/>
+      <w:b/>
+      <w:color w:val="000000"/>
+      <w:sz w:val="32"/>
       <w:szCs w:val="56"/>
     </w:rPr>
   </w:style>
@@ -6049,6 +6121,7 @@
     <w:rsid w:val="00A10FD9"/>
     <w:rPr>
       <w:rFonts w:asciiTheme="majorHAnsi" w:cstheme="majorBidi" w:eastAsiaTheme="majorEastAsia" w:hAnsiTheme="majorHAnsi"/>
+      <w:color w:val="000000"/>
       <w:sz w:val="56"/>
       <w:szCs w:val="56"/>
     </w:rPr>
@@ -6065,11 +6138,15 @@
       <w:numPr>
         <w:ilvl w:val="1"/>
       </w:numPr>
+      <w:spacing w:after="120" w:before="0" w:line="240" w:lineRule="auto"/>
+      <w:jc w:val="left"/>
     </w:pPr>
     <w:rPr>
-      <w:rFonts w:cstheme="majorBidi" w:eastAsiaTheme="majorEastAsia"/>
+      <w:rFonts w:ascii="Times New Roman" w:cs="Times New Roman" w:cstheme="majorBidi" w:eastAsiaTheme="majorEastAsia" w:hAnsi="Times New Roman"/>
+      <w:i/>
+      <w:color w:val="000000"/>
       <w:spacing w:val="15"/>
-      <w:sz w:val="28"/>
+      <w:sz w:val="24"/>
       <w:szCs w:val="28"/>
     </w:rPr>
   </w:style>
@@ -6081,7 +6158,7 @@
     <w:rsid w:val="00A10FD9"/>
     <w:rPr>
       <w:rFonts w:cstheme="majorBidi" w:eastAsiaTheme="majorEastAsia"/>
-      <w:color w:themeColor="text1" w:themeTint="A6" w:val="595959"/>
+      <w:color w:val="000000"/>
       <w:spacing w:val="15"/>
       <w:sz w:val="28"/>
       <w:szCs w:val="28"/>
@@ -6095,8 +6172,11 @@
     <w:pPr>
       <w:keepNext/>
       <w:keepLines/>
+      <w:spacing w:after="80" w:before="0" w:line="240" w:lineRule="auto"/>
+      <w:jc w:val="left"/>
     </w:pPr>
     <w:rPr>
+      <w:rFonts w:ascii="Times New Roman" w:cs="Times New Roman" w:hAnsi="Times New Roman"/>
       <w:sz w:val="24"/>
       <w:szCs w:val="24"/>
     </w:rPr>
@@ -6109,8 +6189,11 @@
     <w:pPr>
       <w:keepNext/>
       <w:keepLines/>
+      <w:spacing w:after="200" w:before="0" w:line="240" w:lineRule="auto"/>
+      <w:jc w:val="left"/>
     </w:pPr>
     <w:rPr>
+      <w:rFonts w:ascii="Times New Roman" w:cs="Times New Roman" w:hAnsi="Times New Roman"/>
       <w:sz w:val="24"/>
       <w:szCs w:val="24"/>
     </w:rPr>
@@ -6123,12 +6206,13 @@
     <w:pPr>
       <w:keepNext/>
       <w:keepLines/>
-      <w:spacing w:after="0" w:before="300"/>
-      <w:jc w:val="center"/>
+      <w:spacing w:after="80" w:before="120" w:line="240" w:lineRule="auto"/>
+      <w:jc w:val="left"/>
     </w:pPr>
     <w:rPr>
+      <w:rFonts w:ascii="Times New Roman" w:cs="Times New Roman" w:hAnsi="Times New Roman"/>
       <w:b/>
-      <w:sz w:val="20"/>
+      <w:sz w:val="24"/>
       <w:szCs w:val="20"/>
     </w:rPr>
   </w:style>
@@ -6140,10 +6224,12 @@
     <w:pPr>
       <w:keepNext/>
       <w:keepLines/>
-      <w:spacing w:after="300" w:before="100"/>
+      <w:spacing w:after="200" w:before="0" w:line="240" w:lineRule="auto"/>
+      <w:jc w:val="left"/>
     </w:pPr>
     <w:rPr>
-      <w:sz w:val="20"/>
+      <w:rFonts w:ascii="Times New Roman" w:cs="Times New Roman" w:hAnsi="Times New Roman"/>
+      <w:sz w:val="24"/>
       <w:szCs w:val="20"/>
     </w:rPr>
   </w:style>
@@ -6152,8 +6238,15 @@
     <w:basedOn w:val="Normal"/>
     <w:next w:val="Bibliography"/>
     <w:qFormat/>
-    <w:pPr/>
-    <w:rPr/>
+    <w:pPr>
+      <w:spacing w:after="120" w:before="0" w:line="240" w:lineRule="auto"/>
+      <w:ind w:hanging="357"/>
+      <w:jc w:val="left"/>
+    </w:pPr>
+    <w:rPr>
+      <w:rFonts w:ascii="Times New Roman" w:cs="Times New Roman" w:hAnsi="Times New Roman"/>
+      <w:sz w:val="22"/>
+    </w:rPr>
   </w:style>
   <w:style w:styleId="Heading1" w:type="paragraph">
     <w:name w:val="heading 1"/>
@@ -6166,13 +6259,15 @@
     <w:pPr>
       <w:keepNext/>
       <w:keepLines/>
-      <w:spacing w:after="80" w:before="360"/>
+      <w:spacing w:after="160" w:before="360" w:line="240" w:lineRule="auto"/>
+      <w:jc w:val="left"/>
       <w:outlineLvl w:val="0"/>
     </w:pPr>
     <w:rPr>
-      <w:rFonts w:asciiTheme="majorHAnsi" w:cstheme="majorBidi" w:eastAsiaTheme="majorEastAsia" w:hAnsiTheme="majorHAnsi"/>
-      <w:color w:themeColor="accent1" w:themeShade="BF" w:val="0F4761"/>
-      <w:sz w:val="40"/>
+      <w:rFonts w:ascii="Times New Roman" w:asciiTheme="majorHAnsi" w:cs="Times New Roman" w:cstheme="majorBidi" w:eastAsiaTheme="majorEastAsia" w:hAnsi="Times New Roman" w:hAnsiTheme="majorHAnsi"/>
+      <w:b/>
+      <w:color w:val="000000"/>
+      <w:sz w:val="28"/>
       <w:szCs w:val="40"/>
     </w:rPr>
   </w:style>
@@ -6189,13 +6284,15 @@
     <w:pPr>
       <w:keepNext/>
       <w:keepLines/>
-      <w:spacing w:after="80" w:before="160"/>
+      <w:spacing w:after="120" w:before="280" w:line="240" w:lineRule="auto"/>
+      <w:jc w:val="left"/>
       <w:outlineLvl w:val="1"/>
     </w:pPr>
     <w:rPr>
-      <w:rFonts w:asciiTheme="majorHAnsi" w:cstheme="majorBidi" w:eastAsiaTheme="majorEastAsia" w:hAnsiTheme="majorHAnsi"/>
-      <w:color w:themeColor="accent1" w:themeShade="BF" w:val="0F4761"/>
-      <w:sz w:val="32"/>
+      <w:rFonts w:ascii="Times New Roman" w:asciiTheme="majorHAnsi" w:cs="Times New Roman" w:cstheme="majorBidi" w:eastAsiaTheme="majorEastAsia" w:hAnsi="Times New Roman" w:hAnsiTheme="majorHAnsi"/>
+      <w:b/>
+      <w:color w:val="000000"/>
+      <w:sz w:val="26"/>
       <w:szCs w:val="32"/>
     </w:rPr>
   </w:style>
@@ -6212,13 +6309,16 @@
     <w:pPr>
       <w:keepNext/>
       <w:keepLines/>
-      <w:spacing w:after="80" w:before="160"/>
+      <w:spacing w:after="120" w:before="240" w:line="240" w:lineRule="auto"/>
+      <w:jc w:val="left"/>
       <w:outlineLvl w:val="2"/>
     </w:pPr>
     <w:rPr>
-      <w:rFonts w:cstheme="majorBidi" w:eastAsiaTheme="majorEastAsia"/>
-      <w:color w:themeColor="accent1" w:themeShade="BF" w:val="0F4761"/>
-      <w:sz w:val="28"/>
+      <w:rFonts w:ascii="Times New Roman" w:cs="Times New Roman" w:cstheme="majorBidi" w:eastAsiaTheme="majorEastAsia" w:hAnsi="Times New Roman"/>
+      <w:b/>
+      <w:i/>
+      <w:color w:val="000000"/>
+      <w:sz w:val="24"/>
       <w:szCs w:val="28"/>
     </w:rPr>
   </w:style>
@@ -6235,14 +6335,17 @@
     <w:pPr>
       <w:keepNext/>
       <w:keepLines/>
-      <w:spacing w:after="40" w:before="80"/>
+      <w:spacing w:after="80" w:before="200" w:line="240" w:lineRule="auto"/>
+      <w:jc w:val="left"/>
       <w:outlineLvl w:val="3"/>
     </w:pPr>
     <w:rPr>
-      <w:rFonts w:cstheme="majorBidi" w:eastAsiaTheme="majorEastAsia"/>
+      <w:rFonts w:ascii="Times New Roman" w:cs="Times New Roman" w:cstheme="majorBidi" w:eastAsiaTheme="majorEastAsia" w:hAnsi="Times New Roman"/>
+      <w:b/>
       <w:i/>
       <w:iCs/>
-      <w:color w:themeColor="accent1" w:themeShade="BF" w:val="0F4761"/>
+      <w:color w:val="000000"/>
+      <w:sz w:val="24"/>
     </w:rPr>
   </w:style>
   <w:style w:styleId="Heading5" w:type="paragraph">
@@ -6258,12 +6361,16 @@
     <w:pPr>
       <w:keepNext/>
       <w:keepLines/>
-      <w:spacing w:after="40" w:before="80"/>
+      <w:spacing w:after="80" w:before="200" w:line="240" w:lineRule="auto"/>
+      <w:jc w:val="left"/>
       <w:outlineLvl w:val="4"/>
     </w:pPr>
     <w:rPr>
-      <w:rFonts w:cstheme="majorBidi" w:eastAsiaTheme="majorEastAsia"/>
-      <w:color w:themeColor="accent1" w:themeShade="BF" w:val="0F4761"/>
+      <w:rFonts w:ascii="Times New Roman" w:cs="Times New Roman" w:cstheme="majorBidi" w:eastAsiaTheme="majorEastAsia" w:hAnsi="Times New Roman"/>
+      <w:b/>
+      <w:i/>
+      <w:color w:val="000000"/>
+      <w:sz w:val="24"/>
     </w:rPr>
   </w:style>
   <w:style w:styleId="Heading6" w:type="paragraph">
@@ -6279,14 +6386,17 @@
     <w:pPr>
       <w:keepNext/>
       <w:keepLines/>
-      <w:spacing w:after="0" w:before="40"/>
+      <w:spacing w:after="80" w:before="200" w:line="240" w:lineRule="auto"/>
+      <w:jc w:val="left"/>
       <w:outlineLvl w:val="5"/>
     </w:pPr>
     <w:rPr>
-      <w:rFonts w:cstheme="majorBidi" w:eastAsiaTheme="majorEastAsia"/>
+      <w:rFonts w:ascii="Times New Roman" w:cs="Times New Roman" w:cstheme="majorBidi" w:eastAsiaTheme="majorEastAsia" w:hAnsi="Times New Roman"/>
+      <w:b/>
       <w:i/>
       <w:iCs/>
-      <w:color w:themeColor="text1" w:themeTint="A6" w:val="595959"/>
+      <w:color w:val="000000"/>
+      <w:sz w:val="24"/>
     </w:rPr>
   </w:style>
   <w:style w:styleId="Heading7" w:type="paragraph">
@@ -6302,12 +6412,16 @@
     <w:pPr>
       <w:keepNext/>
       <w:keepLines/>
-      <w:spacing w:after="0" w:before="40"/>
+      <w:spacing w:after="80" w:before="200" w:line="240" w:lineRule="auto"/>
+      <w:jc w:val="left"/>
       <w:outlineLvl w:val="6"/>
     </w:pPr>
     <w:rPr>
-      <w:rFonts w:cstheme="majorBidi" w:eastAsiaTheme="majorEastAsia"/>
-      <w:color w:themeColor="text1" w:themeTint="A6" w:val="595959"/>
+      <w:rFonts w:ascii="Times New Roman" w:cs="Times New Roman" w:cstheme="majorBidi" w:eastAsiaTheme="majorEastAsia" w:hAnsi="Times New Roman"/>
+      <w:b/>
+      <w:i/>
+      <w:color w:val="000000"/>
+      <w:sz w:val="24"/>
     </w:rPr>
   </w:style>
   <w:style w:styleId="Heading8" w:type="paragraph">
@@ -6323,14 +6437,17 @@
     <w:pPr>
       <w:keepNext/>
       <w:keepLines/>
-      <w:spacing w:after="0"/>
+      <w:spacing w:after="80" w:before="200" w:line="240" w:lineRule="auto"/>
+      <w:jc w:val="left"/>
       <w:outlineLvl w:val="7"/>
     </w:pPr>
     <w:rPr>
-      <w:rFonts w:cstheme="majorBidi" w:eastAsiaTheme="majorEastAsia"/>
+      <w:rFonts w:ascii="Times New Roman" w:cs="Times New Roman" w:cstheme="majorBidi" w:eastAsiaTheme="majorEastAsia" w:hAnsi="Times New Roman"/>
+      <w:b/>
       <w:i/>
       <w:iCs/>
-      <w:color w:themeColor="text1" w:themeTint="D8" w:val="272727"/>
+      <w:color w:val="000000"/>
+      <w:sz w:val="24"/>
     </w:rPr>
   </w:style>
   <w:style w:styleId="Heading9" w:type="paragraph">
@@ -6346,12 +6463,16 @@
     <w:pPr>
       <w:keepNext/>
       <w:keepLines/>
-      <w:spacing w:after="0"/>
+      <w:spacing w:after="80" w:before="200" w:line="240" w:lineRule="auto"/>
+      <w:jc w:val="left"/>
       <w:outlineLvl w:val="8"/>
     </w:pPr>
     <w:rPr>
-      <w:rFonts w:cstheme="majorBidi" w:eastAsiaTheme="majorEastAsia"/>
-      <w:color w:themeColor="text1" w:themeTint="D8" w:val="272727"/>
+      <w:rFonts w:ascii="Times New Roman" w:cs="Times New Roman" w:cstheme="majorBidi" w:eastAsiaTheme="majorEastAsia" w:hAnsi="Times New Roman"/>
+      <w:b/>
+      <w:i/>
+      <w:color w:val="000000"/>
+      <w:sz w:val="24"/>
     </w:rPr>
   </w:style>
   <w:style w:customStyle="1" w:styleId="Heading1Char" w:type="character">
@@ -6362,7 +6483,7 @@
     <w:rsid w:val="00A10FD9"/>
     <w:rPr>
       <w:rFonts w:asciiTheme="majorHAnsi" w:cstheme="majorBidi" w:eastAsiaTheme="majorEastAsia" w:hAnsiTheme="majorHAnsi"/>
-      <w:color w:themeColor="accent1" w:themeShade="BF" w:val="0F4761"/>
+      <w:color w:val="000000"/>
       <w:sz w:val="40"/>
       <w:szCs w:val="40"/>
     </w:rPr>
@@ -6376,7 +6497,7 @@
     <w:rsid w:val="00A10FD9"/>
     <w:rPr>
       <w:rFonts w:asciiTheme="majorHAnsi" w:cstheme="majorBidi" w:eastAsiaTheme="majorEastAsia" w:hAnsiTheme="majorHAnsi"/>
-      <w:color w:themeColor="accent1" w:themeShade="BF" w:val="0F4761"/>
+      <w:color w:val="000000"/>
       <w:sz w:val="32"/>
       <w:szCs w:val="32"/>
     </w:rPr>
@@ -6390,7 +6511,7 @@
     <w:rsid w:val="00A10FD9"/>
     <w:rPr>
       <w:rFonts w:cstheme="majorBidi" w:eastAsiaTheme="majorEastAsia"/>
-      <w:color w:themeColor="accent1" w:themeShade="BF" w:val="0F4761"/>
+      <w:color w:val="000000"/>
       <w:sz w:val="28"/>
       <w:szCs w:val="28"/>
     </w:rPr>
@@ -6406,7 +6527,7 @@
       <w:rFonts w:cstheme="majorBidi" w:eastAsiaTheme="majorEastAsia"/>
       <w:i/>
       <w:iCs/>
-      <w:color w:themeColor="accent1" w:themeShade="BF" w:val="0F4761"/>
+      <w:color w:val="000000"/>
     </w:rPr>
   </w:style>
   <w:style w:customStyle="1" w:styleId="Heading5Char" w:type="character">
@@ -6418,7 +6539,7 @@
     <w:rsid w:val="00A10FD9"/>
     <w:rPr>
       <w:rFonts w:cstheme="majorBidi" w:eastAsiaTheme="majorEastAsia"/>
-      <w:color w:themeColor="accent1" w:themeShade="BF" w:val="0F4761"/>
+      <w:color w:val="000000"/>
     </w:rPr>
   </w:style>
   <w:style w:customStyle="1" w:styleId="Heading6Char" w:type="character">
@@ -6432,7 +6553,7 @@
       <w:rFonts w:cstheme="majorBidi" w:eastAsiaTheme="majorEastAsia"/>
       <w:i/>
       <w:iCs/>
-      <w:color w:themeColor="text1" w:themeTint="A6" w:val="595959"/>
+      <w:color w:val="000000"/>
     </w:rPr>
   </w:style>
   <w:style w:customStyle="1" w:styleId="Heading7Char" w:type="character">
@@ -6444,7 +6565,7 @@
     <w:rsid w:val="00A10FD9"/>
     <w:rPr>
       <w:rFonts w:cstheme="majorBidi" w:eastAsiaTheme="majorEastAsia"/>
-      <w:color w:themeColor="text1" w:themeTint="A6" w:val="595959"/>
+      <w:color w:val="000000"/>
     </w:rPr>
   </w:style>
   <w:style w:customStyle="1" w:styleId="Heading8Char" w:type="character">
@@ -6458,7 +6579,7 @@
       <w:rFonts w:cstheme="majorBidi" w:eastAsiaTheme="majorEastAsia"/>
       <w:i/>
       <w:iCs/>
-      <w:color w:themeColor="text1" w:themeTint="D8" w:val="272727"/>
+      <w:color w:val="000000"/>
     </w:rPr>
   </w:style>
   <w:style w:customStyle="1" w:styleId="Heading9Char" w:type="character">
@@ -6470,7 +6591,7 @@
     <w:rsid w:val="00A10FD9"/>
     <w:rPr>
       <w:rFonts w:cstheme="majorBidi" w:eastAsiaTheme="majorEastAsia"/>
-      <w:color w:themeColor="text1" w:themeTint="D8" w:val="272727"/>
+      <w:color w:val="000000"/>
     </w:rPr>
   </w:style>
   <w:style w:styleId="BlockText" w:type="paragraph">
@@ -6481,9 +6602,14 @@
     <w:unhideWhenUsed/>
     <w:qFormat/>
     <w:pPr>
-      <w:spacing w:after="100" w:before="100"/>
+      <w:spacing w:after="200" w:before="0" w:line="240" w:lineRule="auto"/>
       <w:ind w:firstLine="0" w:left="480" w:right="480"/>
+      <w:jc w:val="left"/>
     </w:pPr>
+    <w:rPr>
+      <w:rFonts w:ascii="Times New Roman" w:cs="Times New Roman" w:hAnsi="Times New Roman"/>
+      <w:sz w:val="24"/>
+    </w:rPr>
   </w:style>
   <w:style w:styleId="FootnoteText" w:type="paragraph">
     <w:name w:val="Footnote Text"/>
@@ -6492,6 +6618,14 @@
     <w:uiPriority w:val="9"/>
     <w:unhideWhenUsed/>
     <w:qFormat/>
+    <w:pPr>
+      <w:spacing w:after="80" w:before="0" w:line="240" w:lineRule="auto"/>
+      <w:jc w:val="left"/>
+    </w:pPr>
+    <w:rPr>
+      <w:rFonts w:ascii="Times New Roman" w:cs="Times New Roman" w:hAnsi="Times New Roman"/>
+      <w:sz w:val="20"/>
+    </w:rPr>
   </w:style>
   <w:style w:styleId="FootnoteBlockText" w:type="paragraph">
     <w:name w:val="Footnote Block Text"/>
@@ -6516,6 +6650,10 @@
     <w:semiHidden/>
     <w:unhideWhenUsed/>
     <w:qFormat/>
+    <w:rPr>
+      <w:rFonts w:ascii="Times New Roman" w:hAnsi="Times New Roman"/>
+      <w:sz w:val="21"/>
+    </w:rPr>
     <w:tblPr>
       <w:tblInd w:type="dxa" w:w="0"/>
       <w:tblCellMar>
@@ -6524,11 +6662,22 @@
         <w:bottom w:type="dxa" w:w="0"/>
         <w:right w:type="dxa" w:w="108"/>
       </w:tblCellMar>
+      <w:tblBorders>
+        <w:top w:color="000000" w:space="0" w:sz="8" w:val="single"/>
+        <w:bottom w:color="000000" w:space="0" w:sz="8" w:val="single"/>
+        <w:left w:val="nil"/>
+        <w:right w:val="nil"/>
+        <w:insideH w:val="nil"/>
+        <w:insideV w:val="nil"/>
+      </w:tblBorders>
     </w:tblPr>
     <w:tblStylePr w:type="firstRow">
+      <w:rPr>
+        <w:b/>
+      </w:rPr>
       <w:tcPr>
         <w:tcBorders>
-          <w:bottom w:val="single"/>
+          <w:bottom w:color="000000" w:sz="6" w:val="single"/>
         </w:tcBorders>
         <w:vAlign w:val="bottom"/>
       </w:tcPr>
@@ -6556,10 +6705,14 @@
     <w:basedOn w:val="Normal"/>
     <w:link w:val="BodyTextChar"/>
     <w:pPr>
-      <w:spacing w:after="120" w:before="0"/>
+      <w:spacing w:after="200" w:before="120" w:line="240" w:lineRule="auto"/>
+      <w:jc w:val="left"/>
     </w:pPr>
     <w:rPr>
+      <w:rFonts w:ascii="Times New Roman" w:cs="Times New Roman" w:hAnsi="Times New Roman"/>
+      <w:b/>
       <w:i/>
+      <w:sz w:val="22"/>
     </w:rPr>
   </w:style>
   <w:style w:customStyle="1" w:styleId="TableCaption" w:type="paragraph">
@@ -6567,11 +6720,27 @@
     <w:basedOn w:val="Caption"/>
     <w:pPr>
       <w:keepNext/>
+      <w:spacing w:after="120" w:before="120" w:line="240" w:lineRule="auto"/>
+      <w:jc w:val="left"/>
     </w:pPr>
+    <w:rPr>
+      <w:rFonts w:ascii="Times New Roman" w:cs="Times New Roman" w:hAnsi="Times New Roman"/>
+      <w:b/>
+      <w:sz w:val="22"/>
+    </w:rPr>
   </w:style>
   <w:style w:customStyle="1" w:styleId="ImageCaption" w:type="paragraph">
     <w:name w:val="Image Caption"/>
     <w:basedOn w:val="Caption"/>
+    <w:pPr>
+      <w:spacing w:after="200" w:before="120" w:line="240" w:lineRule="auto"/>
+      <w:jc w:val="left"/>
+    </w:pPr>
+    <w:rPr>
+      <w:rFonts w:ascii="Times New Roman" w:cs="Times New Roman" w:hAnsi="Times New Roman"/>
+      <w:b/>
+      <w:sz w:val="22"/>
+    </w:rPr>
   </w:style>
   <w:style w:customStyle="1" w:styleId="Figure" w:type="paragraph">
     <w:name w:val="Figure"/>

--- a/manuscript/NAR_WebServer_BrainSafe_with_figure.docx
+++ b/manuscript/NAR_WebServer_BrainSafe_with_figure.docx
@@ -141,7 +141,7 @@
       <w:r>
         <w:drawing>
           <wp:inline>
-            <wp:extent cx="5727700" cy="3670080"/>
+            <wp:extent cx="5727700" cy="3630511"/>
             <wp:effectExtent b="0" l="0" r="0" t="0"/>
             <wp:docPr descr="Graphical abstract" title="" id="19" name="Picture"/>
             <a:graphic>
@@ -162,7 +162,7 @@
                   <pic:spPr bwMode="auto">
                     <a:xfrm>
                       <a:off x="0" y="0"/>
-                      <a:ext cx="5727700" cy="3670080"/>
+                      <a:ext cx="5727700" cy="3630511"/>
                     </a:xfrm>
                     <a:prstGeom prst="rect">
                       <a:avLst/>
@@ -1629,37 +1629,37 @@
         <w:t xml:space="preserve"> </w:t>
       </w:r>
       <w:r>
-        <w:t xml:space="preserve">set on, the background false-positive rate has a median of 0.0259 across the 44 of 47 deployed</w:t>
-      </w:r>
-      <w:r>
-        <w:t xml:space="preserve"> </w:t>
-      </w:r>
-      <w:r>
-        <w:t xml:space="preserve">endpoints for which a held-out measurement exists, and reaches a maximum of 0.0621, exceeding the</w:t>
-      </w:r>
-      <w:r>
-        <w:t xml:space="preserve"> </w:t>
-      </w:r>
-      <w:r>
-        <w:t xml:space="preserve">0.05 target at four endpoints; under the previous procedure, where the same pool set the threshold</w:t>
-      </w:r>
-      <w:r>
-        <w:t xml:space="preserve"> </w:t>
-      </w:r>
-      <w:r>
-        <w:t xml:space="preserve">and measured the rate, the two could not disagree by construction, so a genuinely disjoint</w:t>
-      </w:r>
-      <w:r>
-        <w:t xml:space="preserve"> </w:t>
-      </w:r>
-      <w:r>
-        <w:t xml:space="preserve">measurement exceeding its target is the expected behaviour of a real constraint rather than evidence</w:t>
-      </w:r>
-      <w:r>
-        <w:t xml:space="preserve"> </w:t>
-      </w:r>
-      <w:r>
-        <w:t xml:space="preserve">against it.</w:t>
+        <w:t xml:space="preserve">set on, at the threshold the server currently deploys, the background false-positive rate has a</w:t>
+      </w:r>
+      <w:r>
+        <w:t xml:space="preserve"> </w:t>
+      </w:r>
+      <w:r>
+        <w:t xml:space="preserve">median of 0.0262 across all 47 deployed endpoints and a maximum of 0.0512 at HT2A, exceeding the 0.05</w:t>
+      </w:r>
+      <w:r>
+        <w:t xml:space="preserve"> </w:t>
+      </w:r>
+      <w:r>
+        <w:t xml:space="preserve">target at two endpoints (HT2A and D2); under the previous procedure, where the same pool set the</w:t>
+      </w:r>
+      <w:r>
+        <w:t xml:space="preserve"> </w:t>
+      </w:r>
+      <w:r>
+        <w:t xml:space="preserve">threshold and measured the rate, the two could not disagree by construction, so a genuinely disjoint</w:t>
+      </w:r>
+      <w:r>
+        <w:t xml:space="preserve"> </w:t>
+      </w:r>
+      <w:r>
+        <w:t xml:space="preserve">measurement exceeding its target, if only slightly, is the expected behaviour of a real constraint</w:t>
+      </w:r>
+      <w:r>
+        <w:t xml:space="preserve"> </w:t>
+      </w:r>
+      <w:r>
+        <w:t xml:space="preserve">rather than evidence against it.</w:t>
       </w:r>
     </w:p>
     <w:bookmarkEnd w:id="27"/>
@@ -3574,19 +3574,49 @@
         <w:t xml:space="preserve"> </w:t>
       </w:r>
       <w:r>
-        <w:t xml:space="preserve">sp3-rich and free of aromatic rings, so terpenoid and steroidal natural products are largely outside it: a</w:t>
-      </w:r>
-      <w:r>
-        <w:t xml:space="preserve"> </w:t>
-      </w:r>
-      <w:r>
-        <w:t xml:space="preserve">withanolide (withaferin A) submitted to the server returns a maximum Tanimoto of 0.27 and no</w:t>
-      </w:r>
-      <w:r>
-        <w:t xml:space="preserve"> </w:t>
-      </w:r>
-      <w:r>
-        <w:t xml:space="preserve">engagement call, with no measured compound close enough to serve as an analogue. Measured activity for such compounds is scarce against</w:t>
+        <w:t xml:space="preserve">sp3-rich and free of aromatic rings, so terpenoid and steroidal natural products are underrepresented</w:t>
+      </w:r>
+      <w:r>
+        <w:t xml:space="preserve"> </w:t>
+      </w:r>
+      <w:r>
+        <w:t xml:space="preserve">in it: withanolide A, a steroidal natural product, submitted to the server returns a maximum Tanimoto</w:t>
+      </w:r>
+      <w:r>
+        <w:t xml:space="preserve"> </w:t>
+      </w:r>
+      <w:r>
+        <w:t xml:space="preserve">of 0.43 to its nearest measured analogue and no engagement call. That distance is close enough to be</w:t>
+      </w:r>
+      <w:r>
+        <w:t xml:space="preserve"> </w:t>
+      </w:r>
+      <w:r>
+        <w:t xml:space="preserve">called in domain rather than clearly outside it, and the expected recall the interface reports at</w:t>
+      </w:r>
+      <w:r>
+        <w:t xml:space="preserve"> </w:t>
+      </w:r>
+      <w:r>
+        <w:t xml:space="preserve">that distance is 0.55 on 5,228 comparably distant test actives, so the silence here is moderate</w:t>
+      </w:r>
+      <w:r>
+        <w:t xml:space="preserve"> </w:t>
+      </w:r>
+      <w:r>
+        <w:t xml:space="preserve">rather than uninformative evidence of inactivity: exactly the graded reading the applicability-domain</w:t>
+      </w:r>
+      <w:r>
+        <w:t xml:space="preserve"> </w:t>
+      </w:r>
+      <w:r>
+        <w:t xml:space="preserve">distance is designed to support, rather than a binary in-or-out call. Measured activity for such</w:t>
+      </w:r>
+      <w:r>
+        <w:t xml:space="preserve"> </w:t>
+      </w:r>
+      <w:r>
+        <w:t xml:space="preserve">compounds is scarce against</w:t>
       </w:r>
       <w:r>
         <w:t xml:space="preserve"> </w:t>
@@ -4295,25 +4325,37 @@
         <w:t xml:space="preserve">A</w:t>
       </w:r>
       <w:r>
-        <w:t xml:space="preserve">) are trained</w:t>
-      </w:r>
-      <w:r>
-        <w:t xml:space="preserve"> </w:t>
-      </w:r>
-      <w:r>
-        <w:t xml:space="preserve">estimators, 75 in total, of which 70 are deployed. Each was preceded by twenty fits that never serve</w:t>
-      </w:r>
-      <w:r>
-        <w:t xml:space="preserve"> </w:t>
-      </w:r>
-      <w:r>
-        <w:t xml:space="preserve">a prediction and exist only to measure how the twenty-first behaves on withheld compounds, 1,480</w:t>
-      </w:r>
-      <w:r>
-        <w:t xml:space="preserve"> </w:t>
-      </w:r>
-      <w:r>
-        <w:t xml:space="preserve">across the panel.</w:t>
+        <w:t xml:space="preserve">) are trained estimators, 75 in total, of which 70</w:t>
+      </w:r>
+      <w:r>
+        <w:t xml:space="preserve"> </w:t>
+      </w:r>
+      <w:r>
+        <w:t xml:space="preserve">are deployed; each is the last of several fits that never serve a prediction and exist only to</w:t>
+      </w:r>
+      <w:r>
+        <w:t xml:space="preserve"> </w:t>
+      </w:r>
+      <w:r>
+        <w:t xml:space="preserve">measure how it behaves on compounds it has not seen. A target-potency, exposure or safety endpoint,</w:t>
+      </w:r>
+      <w:r>
+        <w:t xml:space="preserve"> </w:t>
+      </w:r>
+      <w:r>
+        <w:t xml:space="preserve">shown here, is validated under both regimes and is 21 fits, 10 random and 10 scaffold folds plus the</w:t>
+      </w:r>
+      <w:r>
+        <w:t xml:space="preserve"> </w:t>
+      </w:r>
+      <w:r>
+        <w:t xml:space="preserve">deployed model; a binder classifier, validated under the scaffold regime alone, is 11. 960 fits stand</w:t>
+      </w:r>
+      <w:r>
+        <w:t xml:space="preserve"> </w:t>
+      </w:r>
+      <w:r>
+        <w:t xml:space="preserve">behind the deployed panel in total.</w:t>
       </w:r>
     </w:p>
     <w:p>

--- a/manuscript/NAR_WebServer_BrainSafe_with_figure.docx
+++ b/manuscript/NAR_WebServer_BrainSafe_with_figure.docx
@@ -4365,7 +4365,7 @@
       <w:r>
         <w:drawing>
           <wp:inline>
-            <wp:extent cx="5727700" cy="4397607"/>
+            <wp:extent cx="5727700" cy="4386024"/>
             <wp:effectExtent b="0" l="0" r="0" t="0"/>
             <wp:docPr descr="Figure 2" title="" id="46" name="Picture"/>
             <a:graphic>
@@ -4386,7 +4386,7 @@
                   <pic:spPr bwMode="auto">
                     <a:xfrm>
                       <a:off x="0" y="0"/>
-                      <a:ext cx="5727700" cy="4397607"/>
+                      <a:ext cx="5727700" cy="4386024"/>
                     </a:xfrm>
                     <a:prstGeom prst="rect">
                       <a:avLst/>

--- a/manuscript/NAR_WebServer_BrainSafe_with_figure.docx
+++ b/manuscript/NAR_WebServer_BrainSafe_with_figure.docx
@@ -141,7 +141,7 @@
       <w:r>
         <w:drawing>
           <wp:inline>
-            <wp:extent cx="5727700" cy="3630511"/>
+            <wp:extent cx="5727700" cy="4295775"/>
             <wp:effectExtent b="0" l="0" r="0" t="0"/>
             <wp:docPr descr="Graphical abstract" title="" id="19" name="Picture"/>
             <a:graphic>
@@ -162,7 +162,7 @@
                   <pic:spPr bwMode="auto">
                     <a:xfrm>
                       <a:off x="0" y="0"/>
-                      <a:ext cx="5727700" cy="3630511"/>
+                      <a:ext cx="5727700" cy="4295775"/>
                     </a:xfrm>
                     <a:prstGeom prst="rect">
                       <a:avLst/>
@@ -1079,7 +1079,7 @@
         <w:t xml:space="preserve"> </w:t>
       </w:r>
       <w:r>
-        <w:t xml:space="preserve">aromatic rings, fraction sp3, ring count, heavy atoms, formal charge, QED). Folding means a set bit</w:t>
+        <w:t xml:space="preserve">aromatic rings, fraction sp3, ring count, heavy atoms, formal charge, QED) (Figure S2). Folding means a set bit</w:t>
       </w:r>
       <w:r>
         <w:t xml:space="preserve"> </w:t>
@@ -1406,7 +1406,7 @@
         <w:t xml:space="preserve"> </w:t>
       </w:r>
       <w:r>
-        <w:t xml:space="preserve">regimes is the honest statement of how far a model travels; the 52 binder classifiers, validated</w:t>
+        <w:t xml:space="preserve">regimes is the honest statement of how far a model travels (Figure S3); the 52 binder classifiers, validated</w:t>
       </w:r>
       <w:r>
         <w:t xml:space="preserve"> </w:t>
@@ -1623,7 +1623,7 @@
         <w:t xml:space="preserve"> </w:t>
       </w:r>
       <w:r>
-        <w:t xml:space="preserve">31,694 set thresholds, and 31,681 measure the false-positive rate. Measured on the pool it was not</w:t>
+        <w:t xml:space="preserve">31,694 set thresholds, and 31,681 measure the false-positive rate (Figure S4). Measured on the pool it was not</w:t>
       </w:r>
       <w:r>
         <w:t xml:space="preserve"> </w:t>
@@ -1854,13 +1854,13 @@
         <w:t xml:space="preserve"> </w:t>
       </w:r>
       <w:r>
-        <w:t xml:space="preserve">describe the panel and not any particular endpoint. Supplementary Table S1 gives every endpoint</w:t>
-      </w:r>
-      <w:r>
-        <w:t xml:space="preserve"> </w:t>
-      </w:r>
-      <w:r>
-        <w:t xml:space="preserve">separately.</w:t>
+        <w:t xml:space="preserve">describe the panel and not any particular endpoint (Figure S5). Supplementary Table S1 gives every</w:t>
+      </w:r>
+      <w:r>
+        <w:t xml:space="preserve"> </w:t>
+      </w:r>
+      <w:r>
+        <w:t xml:space="preserve">endpoint separately.</w:t>
       </w:r>
     </w:p>
     <w:p>

--- a/manuscript/NAR_WebServer_BrainSafe_with_figure.docx
+++ b/manuscript/NAR_WebServer_BrainSafe_with_figure.docx
@@ -4184,7 +4184,7 @@
       <w:r>
         <w:drawing>
           <wp:inline>
-            <wp:extent cx="5727700" cy="4801771"/>
+            <wp:extent cx="5727700" cy="4791878"/>
             <wp:effectExtent b="0" l="0" r="0" t="0"/>
             <wp:docPr descr="Figure 1" title="" id="43" name="Picture"/>
             <a:graphic>
@@ -4205,7 +4205,7 @@
                   <pic:spPr bwMode="auto">
                     <a:xfrm>
                       <a:off x="0" y="0"/>
-                      <a:ext cx="5727700" cy="4801771"/>
+                      <a:ext cx="5727700" cy="4791878"/>
                     </a:xfrm>
                     <a:prstGeom prst="rect">
                       <a:avLst/>
@@ -5034,7 +5034,37 @@
         <w:t xml:space="preserve"> </w:t>
       </w:r>
       <w:r>
-        <w:t xml:space="preserve">from censored bounds, and its effect on class balance per endpoint.</w:t>
+        <w:t xml:space="preserve">from censored bounds, and its effect on class balance per endpoint. Classification gets slightly</w:t>
+      </w:r>
+      <w:r>
+        <w:t xml:space="preserve"> </w:t>
+      </w:r>
+      <w:r>
+        <w:t xml:space="preserve">harder and regression gets better after the recovery, both in the expected direction: replacing</w:t>
+      </w:r>
+      <w:r>
+        <w:t xml:space="preserve"> </w:t>
+      </w:r>
+      <w:r>
+        <w:t xml:space="preserve">decoys with compounds that were assayed and did not bind removes an easy negative class from the</w:t>
+      </w:r>
+      <w:r>
+        <w:t xml:space="preserve"> </w:t>
+      </w:r>
+      <w:r>
+        <w:t xml:space="preserve">classifiers and adds real low-potency anchors to the regressions. Endpoints flat at exactly zero</w:t>
+      </w:r>
+      <w:r>
+        <w:t xml:space="preserve"> </w:t>
+      </w:r>
+      <w:r>
+        <w:t xml:space="preserve">change are not missing data: they simply do not draw from a ChEMBL target, so no censored bounds</w:t>
+      </w:r>
+      <w:r>
+        <w:t xml:space="preserve"> </w:t>
+      </w:r>
+      <w:r>
+        <w:t xml:space="preserve">existed to recover for them.</w:t>
       </w:r>
     </w:p>
     <w:p>
